--- a/flow/20230914_vu_template/drafts/2024-08-g/01-ЧТ-Похід з чесним Древом Хреста.docx
+++ b/flow/20230914_vu_template/drafts/2024-08-g/01-ЧТ-Похід з чесним Древом Хреста.docx
@@ -5013,24 +5013,53 @@
     </w:p>
     <w:p>
       <w:pPr>
-        <w:pStyle w:val="Normal"/>
-        <w:spacing w:after="120"/>
-      </w:pPr>
-      <w:r>
-        <w:rPr>
-          <w:rFonts w:ascii="Times New Roman" w:hAnsi="Times New Roman"/>
-          <w:i/>
-          <w:color w:val="FF0000"/>
-          <w:sz w:val="24"/>
-        </w:rPr>
-        <w:t xml:space="preserve">(г. 4, подібний: Покликаний був): </w:t>
-      </w:r>
-      <w:r>
-        <w:rPr>
-          <w:rFonts w:ascii="Times New Roman" w:hAnsi="Times New Roman"/>
-          <w:sz w:val="24"/>
-        </w:rPr>
-        <w:t>Днесь ра́дується ві́рних мно́жество боже́ственне:* явля́ється бо Небе́сний Хрест кінця́м землі́,* ося́ює твердь сві́тлом непристу́пним,* пові́тря опромі́нює і землі́ лице́ прикраша́є.* Співа́є боже́ственні пісні́ Це́рква Христо́ва,* слу́жить, почита́ючи Хрест,* що з висоти́ її́ охороня́є, боже́ственний і пречу́дний.* Його́ си́лою укрі́плювані,* до Влади́ки приступі́мо, кли́чучи:* «Умиротвори́ світ і просвіти́ ду́ші на́ші!»</w:t>
+        <w:spacing w:after="120"/>
+        <w:jc w:val="both"/>
+        <w:rPr>
+          <w:rFonts w:ascii="Times New Roman" w:hAnsi="Times New Roman"/>
+          <w:sz w:val="24"/>
+          <w:szCs w:val="24"/>
+          <w:lang w:val="uk-UA"/>
+        </w:rPr>
+      </w:pPr>
+      <w:r>
+        <w:rPr>
+          <w:rFonts w:ascii="Times New Roman" w:hAnsi="Times New Roman"/>
+          <w:i/>
+          <w:color w:val="FF0000"/>
+          <w:sz w:val="24"/>
+          <w:szCs w:val="24"/>
+          <w:lang w:val="uk-UA"/>
+        </w:rPr>
+        <w:t>(г. 4, подібний: Покликаний був ти):</w:t>
+      </w:r>
+      <w:r>
+        <w:rPr>
+          <w:rFonts w:ascii="Times New Roman" w:hAnsi="Times New Roman"/>
+          <w:color w:val="FF0000"/>
+          <w:sz w:val="24"/>
+          <w:szCs w:val="24"/>
+          <w:lang w:val="uk-UA"/>
+        </w:rPr>
+        <w:t xml:space="preserve"> </w:t>
+      </w:r>
+      <w:r>
+        <w:rPr>
+          <w:rFonts w:ascii="Times New Roman" w:hAnsi="Times New Roman"/>
+          <w:sz w:val="24"/>
+          <w:szCs w:val="24"/>
+          <w:lang w:val="uk-UA"/>
+        </w:rPr>
+        <w:t>Днесь ра́дується ві́рних мно́жество боже́ственне:* явля́ється бо Небе́сний Хрест кінця́м землі́,* ося́ює твердь сві́тлом непристу́пним,* пові́тря опромі́нює і землі́ лице́ прикраша́є.* Співа́є боже́ственні пісні́ Це́рква Христо́ва,* слу́жить, почита́ючи Хр</w:t>
+      </w:r>
+      <w:r>
+        <w:rPr>
+          <w:rFonts w:ascii="Times New Roman" w:hAnsi="Times New Roman"/>
+          <w:sz w:val="24"/>
+          <w:szCs w:val="24"/>
+          <w:lang w:val="uk-UA"/>
+        </w:rPr>
+        <w:t>ест,* що з висоти́ її́ охороня́є, боже́ственний і пречу́дний.* Його́ си́лою укрі́плювані,* до Влади́ки приступі́мо, кли́чучи:* «Умиротвори́ світ і просвіти́ ду́ші на́ші!»</w:t>
       </w:r>
     </w:p>
     <w:p>
@@ -5079,15 +5108,32 @@
     </w:p>
     <w:p>
       <w:pPr>
-        <w:pStyle w:val="Normal"/>
-        <w:spacing w:after="120"/>
-      </w:pPr>
-      <w:r>
-        <w:rPr>
-          <w:rFonts w:ascii="Times New Roman" w:hAnsi="Times New Roman"/>
-          <w:sz w:val="24"/>
-        </w:rPr>
-        <w:t>Хай раді́є творі́ння і танцю́є:* днесь бо розбли́снув Хрест у кінця́х вселе́нної з небе́с,* земне́ просвіща́ючи і явля́ючи з’є́днаними розсі́яних.* Днесь лику́ють із хо́рами а́нгельськими лю́ди:* бо середості́ння, що розділя́ло їх, Хресто́м зруйно́ване* – він я́вно все воєди́но злучи́в.* Тим-то, ся́ючи пе́ред на́ми яскраві́ше від со́нця,* він усе́ творі́ння просвіща́є благода́ттю,* і розсві́тлює і спаса́є* тих, що з ві́рою його́ вшано́вують.</w:t>
+        <w:spacing w:after="120"/>
+        <w:jc w:val="both"/>
+        <w:rPr>
+          <w:rFonts w:ascii="Times New Roman" w:hAnsi="Times New Roman"/>
+          <w:sz w:val="24"/>
+          <w:szCs w:val="24"/>
+          <w:lang w:val="uk-UA"/>
+        </w:rPr>
+      </w:pPr>
+      <w:r>
+        <w:rPr>
+          <w:rFonts w:ascii="Times New Roman" w:hAnsi="Times New Roman"/>
+          <w:sz w:val="24"/>
+          <w:szCs w:val="24"/>
+          <w:lang w:val="uk-UA"/>
+        </w:rPr>
+        <w:t>Хай раді́є творі́ння і танцю́є:* днесь бо розбли́снув Хрест у кінця́х вселе́нної з небе́с,* земне́ просвіща́ючи і явля́ючи з’є́днаними розсі́яних.* Днесь лику́ють із хо́рами а́нгельськими лю́ди:* бо середості́ння, що розділя́</w:t>
+      </w:r>
+      <w:r>
+        <w:rPr>
+          <w:rFonts w:ascii="Times New Roman" w:hAnsi="Times New Roman"/>
+          <w:sz w:val="24"/>
+          <w:szCs w:val="24"/>
+          <w:lang w:val="uk-UA"/>
+        </w:rPr>
+        <w:t>ло їх, Хресто́м зруйно́ване* – він я́вно все воєди́но злучи́в.* Тим-то, ся́ючи пе́ред на́ми яскраві́ше від со́нця,* він усе́ творі́ння просвіща́є благода́ттю,* і розсві́тлює і спаса́є* тих, що з ві́рою його́ вшано́вують.</w:t>
       </w:r>
     </w:p>
     <w:p>
@@ -5146,15 +5192,32 @@
     </w:p>
     <w:p>
       <w:pPr>
-        <w:pStyle w:val="Normal"/>
-        <w:spacing w:after="120"/>
-      </w:pPr>
-      <w:r>
-        <w:rPr>
-          <w:rFonts w:ascii="Times New Roman" w:hAnsi="Times New Roman"/>
-          <w:sz w:val="24"/>
-        </w:rPr>
-        <w:t>Яскраві́ше від со́нячного ся́йва* хо́че й кіне́ць сві́ту показа́ти Хрест Боже́ственний,* як ски́петр свяще́нний Царя́ Христа́:* ось він пе́ред на́ми ся́є я́сно в усі́х кінця́х.* Він ви́вів з а́ду рід лю́дський,* ад могу́тньо полони́вши, во́рога пове́ргнувши,* де́монів горди́ню до кінця́ погуби́в.* Ни́ні ж він явля́є воскресі́ння Спа́сове* і спаса́є тих, що кли́чуть:* «Умиротвори́ світ і просвіти́ ду́ші на́ші!»</w:t>
+        <w:spacing w:after="120"/>
+        <w:jc w:val="both"/>
+        <w:rPr>
+          <w:rFonts w:ascii="Times New Roman" w:hAnsi="Times New Roman"/>
+          <w:sz w:val="24"/>
+          <w:szCs w:val="24"/>
+          <w:lang w:val="uk-UA"/>
+        </w:rPr>
+      </w:pPr>
+      <w:r>
+        <w:rPr>
+          <w:rFonts w:ascii="Times New Roman" w:hAnsi="Times New Roman"/>
+          <w:sz w:val="24"/>
+          <w:szCs w:val="24"/>
+          <w:lang w:val="uk-UA"/>
+        </w:rPr>
+        <w:t>Яскраві́ше від со́нячного ся́йва* хо́че й кіне́ць сві́ту показа́ти Хрест Боже́ственний,* як ски́петр свяще́нний Царя́ Христа́:* ось він пе́ред на́ми ся́є я́сно в усі́х кінця́х.* Він ви́вів з а́ду рід лю́</w:t>
+      </w:r>
+      <w:r>
+        <w:rPr>
+          <w:rFonts w:ascii="Times New Roman" w:hAnsi="Times New Roman"/>
+          <w:sz w:val="24"/>
+          <w:szCs w:val="24"/>
+          <w:lang w:val="uk-UA"/>
+        </w:rPr>
+        <w:t>дський,* ад могу́тньо полони́вши, во́рога пове́ргнувши,* де́монів горди́ню до кінця́ погуби́в.* Ни́ні ж він явля́є воскресі́ння Спа́сове* і спаса́є тих, що кли́чуть:* «Умиротвори́ світ і просвіти́ ду́ші на́ші!»</w:t>
       </w:r>
     </w:p>
     <w:p>
@@ -5213,25 +5276,57 @@
     </w:p>
     <w:p>
       <w:pPr>
-        <w:pStyle w:val="Normal"/>
-        <w:spacing w:after="120"/>
-      </w:pPr>
-      <w:r>
-        <w:rPr>
-          <w:rFonts w:ascii="Times New Roman" w:hAnsi="Times New Roman"/>
-          <w:i/>
-          <w:color w:val="FF0000"/>
-          <w:sz w:val="24"/>
-        </w:rPr>
-        <w:t xml:space="preserve">(г. 1, подібний: Прехвальні мученики): </w:t>
-      </w:r>
-      <w:r>
-        <w:rPr>
-          <w:rFonts w:ascii="Times New Roman" w:hAnsi="Times New Roman"/>
-          <w:sz w:val="24"/>
-        </w:rPr>
-        <w:t>Зако́ну крі́влю,* сімома́ стовпа́ми ви́вищену,* тирані́я не захита́ла,* бо нестя́мну лють гони́теля* му́жньо перетерпі́ли,* ті́ло ви́давши розтинача́м,* благоро́дні юнаки́ і бра́ття,* Мойсе́євих запові́тів* хорони́телі.</w:t>
-      </w:r>
+        <w:spacing w:after="120"/>
+        <w:jc w:val="both"/>
+        <w:rPr>
+          <w:rFonts w:ascii="Times New Roman" w:hAnsi="Times New Roman"/>
+          <w:sz w:val="24"/>
+          <w:szCs w:val="24"/>
+          <w:lang w:val="uk-UA"/>
+        </w:rPr>
+      </w:pPr>
+      <w:r>
+        <w:rPr>
+          <w:rFonts w:ascii="Times New Roman" w:hAnsi="Times New Roman"/>
+          <w:i/>
+          <w:color w:val="FF0000"/>
+          <w:sz w:val="24"/>
+          <w:szCs w:val="24"/>
+          <w:lang w:val="uk-UA"/>
+        </w:rPr>
+        <w:t xml:space="preserve">(г. 1, подібний: Преславні мученики): </w:t>
+      </w:r>
+      <w:sdt>
+        <w:sdtPr>
+          <w:rPr>
+            <w:rFonts w:ascii="Times New Roman" w:hAnsi="Times New Roman"/>
+            <w:lang w:val="uk-UA"/>
+          </w:rPr>
+          <w:tag w:val="goog_rdk_6"/>
+          <w:id w:val="-906308849"/>
+        </w:sdtPr>
+        <w:sdtEndPr/>
+        <w:sdtContent>
+          <w:r>
+            <w:rPr>
+              <w:rFonts w:ascii="Times New Roman" w:eastAsia="Gungsuh" w:hAnsi="Times New Roman"/>
+              <w:sz w:val="24"/>
+              <w:szCs w:val="24"/>
+              <w:lang w:val="uk-UA"/>
+            </w:rPr>
+            <w:t>Жорстокість не захитала вершка Закону,* що спочивав на сімох стовпах,* бо вони − благородні юнаки й брати,* охоронці Мойсеєвих приписів,* мужньо перенесли*</w:t>
+          </w:r>
+          <w:r>
+            <w:rPr>
+              <w:rFonts w:ascii="Times New Roman" w:eastAsia="Gungsuh" w:hAnsi="Times New Roman"/>
+              <w:sz w:val="24"/>
+              <w:szCs w:val="24"/>
+              <w:lang w:val="uk-UA"/>
+            </w:rPr>
+            <w:t xml:space="preserve"> звіриний гнів гонителя,* віддавши тіло своє катам.</w:t>
+          </w:r>
+        </w:sdtContent>
+      </w:sdt>
     </w:p>
     <w:p>
       <w:pPr>
@@ -5306,15 +5401,32 @@
     </w:p>
     <w:p>
       <w:pPr>
-        <w:pStyle w:val="Normal"/>
-        <w:spacing w:after="120"/>
-      </w:pPr>
-      <w:r>
-        <w:rPr>
-          <w:rFonts w:ascii="Times New Roman" w:hAnsi="Times New Roman"/>
-          <w:sz w:val="24"/>
-        </w:rPr>
-        <w:t>По́над ви́диме* ум воі́стину підні́сши,* терпі́ли відсі́чення чле́нів пло́ті* благочести́ві і до́блесні о́троки* з ма́тір’ю богому́дрою,* укрі́плювані вели́кими наді́ями,* яки́х ни́ні досягли́,* спочи́вши на ло́ні Авраа́ма,* пра́отця свого́.</w:t>
+        <w:spacing w:after="120"/>
+        <w:jc w:val="both"/>
+        <w:rPr>
+          <w:rFonts w:ascii="Times New Roman" w:hAnsi="Times New Roman"/>
+          <w:sz w:val="24"/>
+          <w:szCs w:val="24"/>
+          <w:lang w:val="uk-UA"/>
+        </w:rPr>
+      </w:pPr>
+      <w:r>
+        <w:rPr>
+          <w:rFonts w:ascii="Times New Roman" w:hAnsi="Times New Roman"/>
+          <w:sz w:val="24"/>
+          <w:szCs w:val="24"/>
+          <w:lang w:val="uk-UA"/>
+        </w:rPr>
+        <w:t xml:space="preserve">Піднісши розум понад видимі речі,* побожні й славні юнаки разом з богомудрою матір'ю* дозволили розшматувати члени свого тіла,* </w:t>
+      </w:r>
+      <w:r>
+        <w:rPr>
+          <w:rFonts w:ascii="Times New Roman" w:hAnsi="Times New Roman"/>
+          <w:sz w:val="24"/>
+          <w:szCs w:val="24"/>
+          <w:lang w:val="uk-UA"/>
+        </w:rPr>
+        <w:t>оживлені великою надією на вічне життя,* що його вони тепер осягнули,* і спочивають на лоні* свого прабатька Авраама.</w:t>
       </w:r>
     </w:p>
     <w:p>
@@ -5363,27 +5475,47 @@
     </w:p>
     <w:p>
       <w:pPr>
-        <w:pStyle w:val="Normal"/>
-        <w:spacing w:after="120"/>
-      </w:pPr>
-      <w:r>
-        <w:rPr>
-          <w:rFonts w:ascii="Times New Roman" w:hAnsi="Times New Roman"/>
-          <w:sz w:val="24"/>
-        </w:rPr>
-        <w:t>Душе́вною ю́ністю* тве́рдо себе́ озбро́ївши* і мо́вби гні́вом загорі́вшись,* про́ти не́друга сті́йко ді́яли* зара́ди благоче́стя* та дотри́мання отці́вського Зако́ну* свяще́нніший Єлеаза́р* та прему́дрі юнаки́* з ма́тір’ю богому́дрою.</w:t>
-      </w:r>
-    </w:p>
-    <w:p>
-      <w:pPr>
-        <w:pStyle w:val="Normal"/>
-        <w:spacing w:after="120"/>
-      </w:pPr>
-      <w:r>
-        <w:rPr>
-          <w:rFonts w:ascii="Times New Roman" w:hAnsi="Times New Roman"/>
-          <w:b/>
-          <w:sz w:val="24"/>
+        <w:spacing w:after="120"/>
+        <w:jc w:val="both"/>
+        <w:rPr>
+          <w:rFonts w:ascii="Times New Roman" w:hAnsi="Times New Roman"/>
+          <w:sz w:val="24"/>
+          <w:szCs w:val="24"/>
+          <w:lang w:val="uk-UA"/>
+        </w:rPr>
+      </w:pPr>
+      <w:r>
+        <w:rPr>
+          <w:rFonts w:ascii="Times New Roman" w:hAnsi="Times New Roman"/>
+          <w:sz w:val="24"/>
+          <w:szCs w:val="24"/>
+          <w:lang w:val="uk-UA"/>
+        </w:rPr>
+        <w:t>Священний Єлеазар і премудрі юнаки* з богомудрою матір'ю,* озброївшись міцно душевною мужністю,* відважно подались напроти ворога,* немов дратуючи його лютість,* заради благочестя* і зберігання батьківського закону.</w:t>
+      </w:r>
+    </w:p>
+    <w:p>
+      <w:pPr>
+        <w:spacing w:after="120"/>
+        <w:jc w:val="both"/>
+        <w:rPr>
+          <w:rFonts w:ascii="Times New Roman" w:hAnsi="Times New Roman"/>
+          <w:i/>
+          <w:color w:val="FF0000"/>
+          <w:sz w:val="24"/>
+          <w:szCs w:val="24"/>
+          <w:lang w:val="uk-UA"/>
+        </w:rPr>
+      </w:pPr>
+      <w:bookmarkStart w:id="0" w:name="_heading=h.30j0zll" w:colFirst="0" w:colLast="0"/>
+      <w:bookmarkEnd w:id="0"/>
+      <w:r>
+        <w:rPr>
+          <w:rFonts w:ascii="Times New Roman" w:hAnsi="Times New Roman"/>
+          <w:b/>
+          <w:sz w:val="24"/>
+          <w:szCs w:val="24"/>
+          <w:lang w:val="uk-UA"/>
         </w:rPr>
         <w:t xml:space="preserve">Слава </w:t>
       </w:r>
@@ -5393,21 +5525,111 @@
           <w:i/>
           <w:color w:val="FF0000"/>
           <w:sz w:val="24"/>
-        </w:rPr>
-        <w:t xml:space="preserve">(г. 8): </w:t>
-      </w:r>
-      <w:r>
-        <w:rPr>
-          <w:rFonts w:ascii="Times New Roman" w:hAnsi="Times New Roman"/>
-          <w:sz w:val="24"/>
-        </w:rPr>
-        <w:t>Святі́ Маккаве́ї тира́нові промовля́ли:* «Для нас, о Антіо́ху, єди́ний Цар – Бог,* від яко́го ми поста́ли і до Ко́го поверта́ємося.* І́нший світ чека́є нас, набага́то ви́щий і тривкі́ший від ви́димого;* вітчи́зна ж для нас – Єрусали́м крі́пкий і не ги́нучий,* а торжество́ – з А́нгелами прожива́ння!»* Го́споди, моли́твами їх поми́луй і спаси́ нас!</w:t>
-      </w:r>
-    </w:p>
-    <w:p>
-      <w:r>
-        <w:t>БОГОРОДИЧНИЙ</w:t>
-      </w:r>
+          <w:szCs w:val="24"/>
+          <w:lang w:val="uk-UA"/>
+        </w:rPr>
+        <w:t xml:space="preserve">(г.8): </w:t>
+      </w:r>
+      <w:r>
+        <w:rPr>
+          <w:rFonts w:ascii="Times New Roman" w:hAnsi="Times New Roman"/>
+          <w:sz w:val="24"/>
+          <w:szCs w:val="24"/>
+          <w:lang w:val="uk-UA"/>
+        </w:rPr>
+        <w:t xml:space="preserve">Святі́ Маккаве́ї тира́нові </w:t>
+      </w:r>
+      <w:r>
+        <w:rPr>
+          <w:rFonts w:ascii="Times New Roman" w:hAnsi="Times New Roman"/>
+          <w:sz w:val="24"/>
+          <w:szCs w:val="24"/>
+          <w:lang w:val="uk-UA"/>
+        </w:rPr>
+        <w:t>промовля́ли:* «Для нас, о Антіо́ху, єди́ний Цар – Бог,* від яко́го ми поста́ли і до ко́го поверта́ємося.* І́нший світ чека́є нас, набага́то ви́щий і тривкі́ший від ви́димого;* вітчи́зна ж для нас – Єрусали́м крі́пкий і не ги́нучий,* а торжество́ – з А́нгел</w:t>
+      </w:r>
+      <w:r>
+        <w:rPr>
+          <w:rFonts w:ascii="Times New Roman" w:hAnsi="Times New Roman"/>
+          <w:sz w:val="24"/>
+          <w:szCs w:val="24"/>
+          <w:lang w:val="uk-UA"/>
+        </w:rPr>
+        <w:t>ами прожива́ння!»* Го́споди, моли́твами їх поми́луй і спаси́ нас!</w:t>
+      </w:r>
+    </w:p>
+    <w:p>
+      <w:pPr>
+        <w:spacing w:after="120"/>
+        <w:jc w:val="both"/>
+        <w:rPr>
+          <w:rFonts w:ascii="Times New Roman" w:hAnsi="Times New Roman"/>
+          <w:sz w:val="24"/>
+          <w:szCs w:val="24"/>
+          <w:lang w:val="uk-UA"/>
+        </w:rPr>
+      </w:pPr>
+      <w:r>
+        <w:rPr>
+          <w:rFonts w:ascii="Times New Roman" w:hAnsi="Times New Roman"/>
+          <w:b/>
+          <w:sz w:val="24"/>
+          <w:szCs w:val="24"/>
+          <w:lang w:val="uk-UA"/>
+        </w:rPr>
+        <w:t>І нині</w:t>
+      </w:r>
+      <w:r>
+        <w:rPr>
+          <w:rFonts w:ascii="Times New Roman" w:hAnsi="Times New Roman"/>
+          <w:b/>
+          <w:sz w:val="24"/>
+          <w:szCs w:val="24"/>
+          <w:lang w:val="uk-UA"/>
+        </w:rPr>
+        <w:t>:</w:t>
+      </w:r>
+      <w:r>
+        <w:rPr>
+          <w:rFonts w:ascii="Times New Roman" w:hAnsi="Times New Roman"/>
+          <w:i/>
+          <w:color w:val="FF0000"/>
+          <w:sz w:val="24"/>
+          <w:szCs w:val="24"/>
+          <w:lang w:val="uk-UA"/>
+        </w:rPr>
+        <w:t xml:space="preserve"> </w:t>
+      </w:r>
+      <w:r>
+        <w:rPr>
+          <w:rFonts w:ascii="Times New Roman" w:hAnsi="Times New Roman"/>
+          <w:sz w:val="24"/>
+          <w:szCs w:val="24"/>
+          <w:lang w:val="uk-UA"/>
+        </w:rPr>
+        <w:t>Кого́ в давнину́ Мойсе́й прообразува́в собо́ю,* і Амали́ка, низложи́вши, зму́сив утіка́ти;* і кому́ Дави́д піснеспі́вець,* проголоси́вши Твої́м підні́жжям,* кла́нятися повелі́</w:t>
+      </w:r>
+      <w:r>
+        <w:rPr>
+          <w:rFonts w:ascii="Times New Roman" w:hAnsi="Times New Roman"/>
+          <w:sz w:val="24"/>
+          <w:szCs w:val="24"/>
+          <w:lang w:val="uk-UA"/>
+        </w:rPr>
+        <w:t>в,* – Чесно́му Хресту́ Твоє́му, Хри́сте Бо́же,* днесь ми, грі́шні, поклоня́ємося* і Тебе́, що зво́лив на ньо́му пригвозди́тися,* уста́ми недосто́йними оспі́вуючи, взива́ємо:* «Го́споди, удосто́й нас із розбі́йником Ца́рства Твого́!»</w:t>
+      </w:r>
+    </w:p>
+    <w:p>
+      <w:pPr>
+        <w:spacing w:after="120"/>
+        <w:jc w:val="both"/>
+        <w:rPr>
+          <w:rFonts w:ascii="Times New Roman" w:hAnsi="Times New Roman"/>
+          <w:sz w:val="24"/>
+          <w:szCs w:val="24"/>
+          <w:lang w:val="uk-UA"/>
+        </w:rPr>
+      </w:pPr>
     </w:p>
     <w:p>
       <w:pPr>

--- a/flow/20230914_vu_template/drafts/2024-08-g/01-ЧТ-Похід з чесним Древом Хреста.docx
+++ b/flow/20230914_vu_template/drafts/2024-08-g/01-ЧТ-Похід з чесним Древом Хреста.docx
@@ -7135,10 +7135,8 @@
     </w:p>
     <w:p>
       <w:pPr>
-        <w:spacing w:after="120"/>
-        <w:rPr>
-          <w:rFonts w:ascii="Times New Roman" w:hAnsi="Times New Roman"/>
-        </w:rPr>
+        <w:pStyle w:val="a"/>
+        <w:spacing w:after="120"/>
       </w:pPr>
       <w:r>
         <w:rPr>
@@ -7163,7 +7161,103 @@
           <w:sz w:val="24"/>
           <w:u w:val="single"/>
         </w:rPr>
-        <w:t>Ви́веди з в’язни́ці мою́ ду́шу,* щоб дя́кувати І́мені Твоє́му.</w:t>
+        <w:t xml:space="preserve">Коли́ Ти, </w:t>
+      </w:r>
+      <w:r>
+        <w:rPr>
+          <w:rFonts w:ascii="Times New Roman" w:hAnsi="Times New Roman"/>
+          <w:sz w:val="24"/>
+          <w:u w:val="single"/>
+        </w:rPr>
+        <w:t>Го́споди</w:t>
+      </w:r>
+      <w:r>
+        <w:rPr>
+          <w:rFonts w:ascii="Times New Roman" w:hAnsi="Times New Roman"/>
+          <w:sz w:val="24"/>
+          <w:u w:val="single"/>
+        </w:rPr>
+        <w:t xml:space="preserve">, </w:t>
+      </w:r>
+      <w:r>
+        <w:rPr>
+          <w:rFonts w:ascii="Times New Roman" w:hAnsi="Times New Roman"/>
+          <w:sz w:val="24"/>
+          <w:u w:val="single"/>
+        </w:rPr>
+        <w:t>зважа́тимеш</w:t>
+      </w:r>
+      <w:r>
+        <w:rPr>
+          <w:rFonts w:ascii="Times New Roman" w:hAnsi="Times New Roman"/>
+          <w:sz w:val="24"/>
+          <w:u w:val="single"/>
+        </w:rPr>
+        <w:t xml:space="preserve"> на </w:t>
+      </w:r>
+      <w:r>
+        <w:rPr>
+          <w:rFonts w:ascii="Times New Roman" w:hAnsi="Times New Roman"/>
+          <w:sz w:val="24"/>
+          <w:u w:val="single"/>
+        </w:rPr>
+        <w:t>беззако́ння</w:t>
+      </w:r>
+      <w:r>
+        <w:rPr>
+          <w:rFonts w:ascii="Times New Roman" w:hAnsi="Times New Roman"/>
+          <w:sz w:val="24"/>
+          <w:u w:val="single"/>
+        </w:rPr>
+        <w:t xml:space="preserve">, то хто </w:t>
+      </w:r>
+      <w:r>
+        <w:rPr>
+          <w:rFonts w:ascii="Times New Roman" w:hAnsi="Times New Roman"/>
+          <w:sz w:val="24"/>
+          <w:u w:val="single"/>
+        </w:rPr>
+        <w:t>всто́їться</w:t>
+      </w:r>
+      <w:r>
+        <w:rPr>
+          <w:rFonts w:ascii="Times New Roman" w:hAnsi="Times New Roman"/>
+          <w:sz w:val="24"/>
+          <w:u w:val="single"/>
+        </w:rPr>
+        <w:t xml:space="preserve">, Го́споди.* Та в </w:t>
+      </w:r>
+      <w:r>
+        <w:rPr>
+          <w:rFonts w:ascii="Times New Roman" w:hAnsi="Times New Roman"/>
+          <w:sz w:val="24"/>
+          <w:u w:val="single"/>
+        </w:rPr>
+        <w:t>Те́бе</w:t>
+      </w:r>
+      <w:r>
+        <w:rPr>
+          <w:rFonts w:ascii="Times New Roman" w:hAnsi="Times New Roman"/>
+          <w:sz w:val="24"/>
+          <w:u w:val="single"/>
+        </w:rPr>
+        <w:t xml:space="preserve"> є </w:t>
+      </w:r>
+      <w:r>
+        <w:rPr>
+          <w:rFonts w:ascii="Times New Roman" w:hAnsi="Times New Roman"/>
+          <w:sz w:val="24"/>
+          <w:u w:val="single"/>
+        </w:rPr>
+        <w:t>проще́ння</w:t>
+      </w:r>
+      <w:r>
+        <w:rPr>
+          <w:rFonts w:ascii="Times New Roman" w:hAnsi="Times New Roman"/>
+          <w:sz w:val="24"/>
+          <w:u w:val="single"/>
+        </w:rPr>
+        <w:t>.</w:t>
       </w:r>
     </w:p>
     <w:p>

--- a/flow/20230914_vu_template/drafts/2024-08-g/01-ЧТ-Похід з чесним Древом Хреста.docx
+++ b/flow/20230914_vu_template/drafts/2024-08-g/01-ЧТ-Похід з чесним Древом Хреста.docx
@@ -178,49 +178,35 @@
     </w:p>
     <w:p>
       <w:pPr>
-        <w:spacing w:after="120"/>
-        <w:jc w:val="both"/>
-        <w:rPr>
-          <w:rFonts w:ascii="Times New Roman" w:hAnsi="Times New Roman"/>
-          <w:i/>
-          <w:sz w:val="24"/>
-          <w:szCs w:val="24"/>
-        </w:rPr>
-      </w:pPr>
-      <w:r>
-        <w:rPr>
-          <w:rFonts w:ascii="Times New Roman" w:hAnsi="Times New Roman"/>
-          <w:sz w:val="24"/>
-          <w:szCs w:val="24"/>
-        </w:rPr>
-        <w:t xml:space="preserve">Святий Боже, святий Кріпкий, святий Безсмертний, помилуй нас </w:t>
-      </w:r>
-      <w:r>
-        <w:rPr>
-          <w:rFonts w:ascii="Times New Roman" w:hAnsi="Times New Roman"/>
-          <w:i/>
-          <w:color w:val="FF0000"/>
-          <w:sz w:val="24"/>
-          <w:szCs w:val="24"/>
-        </w:rPr>
-        <w:t>(3 р.)</w:t>
-      </w:r>
-    </w:p>
-    <w:p>
-      <w:pPr>
-        <w:spacing w:after="120"/>
-        <w:jc w:val="both"/>
-        <w:rPr>
-          <w:rFonts w:ascii="Times New Roman" w:hAnsi="Times New Roman"/>
-          <w:sz w:val="24"/>
-          <w:szCs w:val="24"/>
-        </w:rPr>
-      </w:pPr>
-      <w:r>
-        <w:rPr>
-          <w:rFonts w:ascii="Times New Roman" w:hAnsi="Times New Roman"/>
-          <w:sz w:val="24"/>
-          <w:szCs w:val="24"/>
+        <w:pStyle w:val="a"/>
+        <w:spacing w:after="120"/>
+      </w:pPr>
+      <w:r>
+        <w:rPr>
+          <w:rFonts w:ascii="Times New Roman" w:hAnsi="Times New Roman"/>
+          <w:sz w:val="24"/>
+        </w:rPr>
+        <w:t xml:space="preserve">Святий Боже, святий Кріпкий, святий Безсмертний, помилуй нас. </w:t>
+      </w:r>
+      <w:r>
+        <w:rPr>
+          <w:rFonts w:ascii="Times New Roman" w:hAnsi="Times New Roman"/>
+          <w:i/>
+          <w:color w:val="FF0000"/>
+          <w:sz w:val="24"/>
+        </w:rPr>
+        <w:t>(3 р.)</w:t>
+      </w:r>
+    </w:p>
+    <w:p>
+      <w:pPr>
+        <w:pStyle w:val="a"/>
+        <w:spacing w:after="120"/>
+      </w:pPr>
+      <w:r>
+        <w:rPr>
+          <w:rFonts w:ascii="Times New Roman" w:hAnsi="Times New Roman"/>
+          <w:sz w:val="24"/>
         </w:rPr>
         <w:t>Слава Отцю, і Сину, і Святому Духові,* і нині і повсякчас, і на віки віків. Амінь.</w:t>
       </w:r>
@@ -254,29 +240,27 @@
     </w:p>
     <w:p>
       <w:pPr>
-        <w:spacing w:after="120"/>
-        <w:jc w:val="both"/>
-        <w:rPr>
-          <w:rFonts w:ascii="Times New Roman" w:hAnsi="Times New Roman"/>
-          <w:i/>
-          <w:sz w:val="24"/>
-          <w:szCs w:val="24"/>
-        </w:rPr>
-      </w:pPr>
-      <w:r>
-        <w:rPr>
-          <w:rFonts w:ascii="Times New Roman" w:hAnsi="Times New Roman"/>
-          <w:sz w:val="24"/>
-          <w:szCs w:val="24"/>
+        <w:pStyle w:val="a"/>
+        <w:spacing w:after="120"/>
+      </w:pPr>
+      <w:r>
+        <w:rPr>
+          <w:rFonts w:ascii="Times New Roman" w:hAnsi="Times New Roman"/>
+          <w:sz w:val="24"/>
         </w:rPr>
         <w:t>Господи, помилуй</w:t>
       </w:r>
       <w:r>
         <w:rPr>
           <w:rFonts w:ascii="Times New Roman" w:hAnsi="Times New Roman"/>
-          <w:i/>
-          <w:sz w:val="24"/>
-          <w:szCs w:val="24"/>
+          <w:sz w:val="24"/>
+        </w:rPr>
+        <w:t>.</w:t>
+      </w:r>
+      <w:r>
+        <w:rPr>
+          <w:rFonts w:ascii="Times New Roman" w:hAnsi="Times New Roman"/>
+          <w:sz w:val="24"/>
         </w:rPr>
         <w:t xml:space="preserve"> </w:t>
       </w:r>
@@ -286,35 +270,69 @@
           <w:i/>
           <w:color w:val="FF0000"/>
           <w:sz w:val="24"/>
-          <w:szCs w:val="24"/>
-        </w:rPr>
-        <w:t>(3 р.)</w:t>
-      </w:r>
-    </w:p>
-    <w:p>
-      <w:pPr>
-        <w:spacing w:after="120"/>
-        <w:jc w:val="both"/>
-        <w:rPr>
-          <w:rFonts w:ascii="Times New Roman" w:hAnsi="Times New Roman"/>
-          <w:sz w:val="24"/>
-          <w:szCs w:val="24"/>
-        </w:rPr>
-      </w:pPr>
-      <w:r>
-        <w:rPr>
-          <w:rFonts w:ascii="Times New Roman" w:hAnsi="Times New Roman"/>
-          <w:sz w:val="24"/>
-          <w:szCs w:val="24"/>
-        </w:rPr>
-        <w:t>Слава Отцю, і Сину, і Святому Духові.* І</w:t>
+        </w:rPr>
+        <w:t>(3 р.)</w:t>
+      </w:r>
+    </w:p>
+    <w:p>
+      <w:pPr>
+        <w:pStyle w:val="a"/>
+        <w:spacing w:after="120"/>
+      </w:pPr>
+      <w:r>
+        <w:rPr>
+          <w:rFonts w:ascii="Times New Roman" w:hAnsi="Times New Roman"/>
+          <w:sz w:val="24"/>
+        </w:rPr>
+        <w:t xml:space="preserve">Слава </w:t>
+      </w:r>
+      <w:r>
+        <w:rPr>
+          <w:rFonts w:ascii="Times New Roman" w:hAnsi="Times New Roman"/>
+          <w:sz w:val="24"/>
+        </w:rPr>
+        <w:t>Отцю</w:t>
+      </w:r>
+      <w:r>
+        <w:rPr>
+          <w:rFonts w:ascii="Times New Roman" w:hAnsi="Times New Roman"/>
+          <w:sz w:val="24"/>
+        </w:rPr>
+        <w:t xml:space="preserve">, і Сину, і Святому </w:t>
+      </w:r>
+      <w:r>
+        <w:rPr>
+          <w:rFonts w:ascii="Times New Roman" w:hAnsi="Times New Roman"/>
+          <w:sz w:val="24"/>
+        </w:rPr>
+        <w:t>Духові</w:t>
+      </w:r>
+      <w:r>
+        <w:rPr>
+          <w:rFonts w:ascii="Times New Roman" w:hAnsi="Times New Roman"/>
+          <w:sz w:val="24"/>
+        </w:rPr>
+        <w:t>,</w:t>
+      </w:r>
+      <w:r>
+        <w:rPr>
+          <w:rFonts w:ascii="Times New Roman" w:hAnsi="Times New Roman"/>
+          <w:sz w:val="24"/>
+        </w:rPr>
+        <w:t xml:space="preserve">* </w:t>
+      </w:r>
+      <w:r>
+        <w:rPr>
+          <w:rFonts w:ascii="Times New Roman" w:hAnsi="Times New Roman"/>
+          <w:sz w:val="24"/>
+        </w:rPr>
+        <w:t>і</w:t>
       </w:r>
       <w:r>
         <w:rPr>
           <w:rFonts w:ascii="Times New Roman" w:hAnsi="Times New Roman"/>
           <w:b/>
           <w:sz w:val="24"/>
-          <w:szCs w:val="24"/>
         </w:rPr>
         <w:t xml:space="preserve"> </w:t>
       </w:r>
@@ -322,9 +340,71 @@
         <w:rPr>
           <w:rFonts w:ascii="Times New Roman" w:hAnsi="Times New Roman"/>
           <w:sz w:val="24"/>
-          <w:szCs w:val="24"/>
-        </w:rPr>
-        <w:t>нині і повсякчас, і на віки віків. Амінь.</w:t>
+        </w:rPr>
+        <w:t>нині</w:t>
+      </w:r>
+      <w:r>
+        <w:rPr>
+          <w:rFonts w:ascii="Times New Roman" w:hAnsi="Times New Roman"/>
+          <w:sz w:val="24"/>
+        </w:rPr>
+        <w:t xml:space="preserve"> і </w:t>
+      </w:r>
+      <w:r>
+        <w:rPr>
+          <w:rFonts w:ascii="Times New Roman" w:hAnsi="Times New Roman"/>
+          <w:sz w:val="24"/>
+        </w:rPr>
+        <w:t>повсякчас</w:t>
+      </w:r>
+      <w:r>
+        <w:rPr>
+          <w:rFonts w:ascii="Times New Roman" w:hAnsi="Times New Roman"/>
+          <w:sz w:val="24"/>
+        </w:rPr>
+        <w:t xml:space="preserve">, і на </w:t>
+      </w:r>
+      <w:r>
+        <w:rPr>
+          <w:rFonts w:ascii="Times New Roman" w:hAnsi="Times New Roman"/>
+          <w:sz w:val="24"/>
+        </w:rPr>
+        <w:t>віки</w:t>
+      </w:r>
+      <w:r>
+        <w:rPr>
+          <w:rFonts w:ascii="Times New Roman" w:hAnsi="Times New Roman"/>
+          <w:sz w:val="24"/>
+        </w:rPr>
+        <w:t xml:space="preserve"> </w:t>
+      </w:r>
+      <w:r>
+        <w:rPr>
+          <w:rFonts w:ascii="Times New Roman" w:hAnsi="Times New Roman"/>
+          <w:sz w:val="24"/>
+        </w:rPr>
+        <w:t>віків</w:t>
+      </w:r>
+      <w:r>
+        <w:rPr>
+          <w:rFonts w:ascii="Times New Roman" w:hAnsi="Times New Roman"/>
+          <w:sz w:val="24"/>
+        </w:rPr>
+        <w:t xml:space="preserve">. </w:t>
+      </w:r>
+      <w:r>
+        <w:rPr>
+          <w:rFonts w:ascii="Times New Roman" w:hAnsi="Times New Roman"/>
+          <w:sz w:val="24"/>
+        </w:rPr>
+        <w:t>Амінь</w:t>
+      </w:r>
+      <w:r>
+        <w:rPr>
+          <w:rFonts w:ascii="Times New Roman" w:hAnsi="Times New Roman"/>
+          <w:sz w:val="24"/>
+        </w:rPr>
+        <w:t>.</w:t>
       </w:r>
     </w:p>
     <w:p>
@@ -437,7 +517,7 @@
           <w:sz w:val="24"/>
           <w:szCs w:val="24"/>
         </w:rPr>
-        <w:t>(12 р.)</w:t>
+        <w:t>(12 р.)</w:t>
       </w:r>
     </w:p>
     <w:p>
@@ -4634,7 +4714,7 @@
           <w:sz w:val="24"/>
           <w:szCs w:val="24"/>
         </w:rPr>
-        <w:t xml:space="preserve"> Господи щедрий і милосердний, довготерпеливий і </w:t>
+        <w:t xml:space="preserve"> Господи щедрий і милосердний, довготерпеливий і </w:t>
       </w:r>
       <w:r>
         <w:rPr>
@@ -4678,7 +4758,7 @@
           <w:sz w:val="24"/>
           <w:szCs w:val="24"/>
         </w:rPr>
-        <w:t>2. </w:t>
+        <w:t xml:space="preserve">2. </w:t>
       </w:r>
       <w:r>
         <w:rPr>
@@ -4730,7 +4810,7 @@
           <w:sz w:val="24"/>
           <w:szCs w:val="24"/>
         </w:rPr>
-        <w:t xml:space="preserve"> Господи, Боже наш! Згадай нас грішних і недостойних слуг твоїх, коли призиваємо святе ім'я твоє, і не осороми нас, коли очікуємо милости твоєї, але вислухай, Господи, усі наші спасенні прохання, і вчини нас достойними любити і боятися тебе від усього </w:t>
+        <w:t xml:space="preserve"> Господи, Боже наш! Згадай нас грішних і недостойних слуг твоїх, коли призиваємо святе ім'я твоє, і не осороми нас, коли очікуємо милости твоєї, але вислухай, Господи, усі наші спасенні прохання, і вчини нас достойними любити і боятися тебе від усього </w:t>
       </w:r>
       <w:r>
         <w:rPr>
@@ -4758,7 +4838,7 @@
           <w:sz w:val="24"/>
           <w:szCs w:val="24"/>
         </w:rPr>
-        <w:t>4. </w:t>
+        <w:t xml:space="preserve">4. </w:t>
       </w:r>
       <w:r>
         <w:rPr>
@@ -4810,7 +4890,7 @@
           <w:sz w:val="24"/>
           <w:szCs w:val="24"/>
         </w:rPr>
-        <w:t> Благословенний ти, Господи Боже, Вседержителю, що знаєш думки людські, що відаєш те, чого ми потребуємо, і багато більше, ніж ми просимо, або розуміємо. Самий ти, людинол</w:t>
+        <w:t xml:space="preserve"> Благословенний ти, Господи Боже, Вседержителю, що знаєш думки людські, що відаєш те, чого ми потребуємо, і багато більше, ніж ми просимо, або розуміємо. Самий ти, людинол</w:t>
       </w:r>
       <w:r>
         <w:rPr>
@@ -4854,7 +4934,7 @@
           <w:sz w:val="24"/>
           <w:szCs w:val="24"/>
         </w:rPr>
-        <w:t> Господи, Господи, що пречистою твоєю долонею все утримуєш, що довго терпиш нам усім, і жалієшся задля нашої злоби! Згадай твої милості і ласки, відвідай нас у твоїй добро</w:t>
+        <w:t xml:space="preserve"> Господи, Господи, що пречистою твоєю долонею все утримуєш, що довго терпиш нам усім, і жалієшся задля нашої злоби! Згадай твої милості і ласки, відвідай нас у твоїй добро</w:t>
       </w:r>
       <w:r>
         <w:rPr>
@@ -4898,7 +4978,7 @@
           <w:sz w:val="24"/>
           <w:szCs w:val="24"/>
         </w:rPr>
-        <w:t xml:space="preserve"> Боже великий і дивний, що несказанною добрістю і багатим промислом усім управляєш, і дав нам земні добра й запевнив нам обіцяне царство уділеними ласками впродовж цього дня, остерігши нас від усякого лиха! Дай нам і решту непорочно докінчити перед святою </w:t>
+        <w:t xml:space="preserve"> Боже великий і дивний, що несказанною добрістю і багатим промислом усім управляєш, і дав нам земні добра й запевнив нам обіцяне царство уділеними ласками впродовж цього дня, остерігши нас від усякого лиха! Дай нам і решту непорочно докінчити перед святою </w:t>
       </w:r>
       <w:r>
         <w:rPr>
@@ -4934,7 +5014,7 @@
           <w:sz w:val="24"/>
           <w:szCs w:val="24"/>
         </w:rPr>
-        <w:t xml:space="preserve"> Боже великий і вишній, в тебе одного є безсмертність і в світлі </w:t>
+        <w:t xml:space="preserve"> Боже великий і вишній, в тебе одного є безсмертність і в світлі </w:t>
       </w:r>
       <w:r>
         <w:rPr>
@@ -6615,409 +6695,1778 @@
     </w:p>
     <w:p>
       <w:pPr>
-        <w:spacing w:after="120"/>
-        <w:jc w:val="both"/>
-        <w:rPr>
-          <w:rFonts w:ascii="Times New Roman" w:hAnsi="Times New Roman"/>
-          <w:sz w:val="24"/>
-          <w:szCs w:val="24"/>
-        </w:rPr>
-      </w:pPr>
-      <w:r>
-        <w:rPr>
-          <w:rFonts w:ascii="Times New Roman" w:eastAsia="Gungsuh" w:hAnsi="Times New Roman"/>
-          <w:sz w:val="24"/>
-          <w:szCs w:val="24"/>
-        </w:rPr>
-        <w:t>Пост</w:t>
-      </w:r>
-      <w:r>
-        <w:rPr>
-          <w:rFonts w:ascii="Times New Roman" w:eastAsia="Gungsuh" w:hAnsi="Times New Roman"/>
-          <w:sz w:val="24"/>
-          <w:szCs w:val="24"/>
-        </w:rPr>
-        <w:t>ав, Господи, моїм устам сторожу;* до дверей губ моїх − варту!</w:t>
-      </w:r>
-    </w:p>
-    <w:p>
-      <w:pPr>
-        <w:spacing w:after="120"/>
-        <w:jc w:val="both"/>
-        <w:rPr>
-          <w:rFonts w:ascii="Times New Roman" w:hAnsi="Times New Roman"/>
-          <w:sz w:val="24"/>
-          <w:szCs w:val="24"/>
-        </w:rPr>
-      </w:pPr>
-      <w:r>
-        <w:rPr>
-          <w:rFonts w:ascii="Times New Roman" w:hAnsi="Times New Roman"/>
-          <w:sz w:val="24"/>
-          <w:szCs w:val="24"/>
-        </w:rPr>
-        <w:t>Не дай схилитися серцеві моєму* до чогось злого.</w:t>
-      </w:r>
-    </w:p>
-    <w:p>
-      <w:pPr>
-        <w:spacing w:after="120"/>
-        <w:jc w:val="both"/>
-        <w:rPr>
-          <w:rFonts w:ascii="Times New Roman" w:hAnsi="Times New Roman"/>
-          <w:sz w:val="24"/>
-          <w:szCs w:val="24"/>
-        </w:rPr>
-      </w:pPr>
-      <w:r>
-        <w:rPr>
-          <w:rFonts w:ascii="Times New Roman" w:hAnsi="Times New Roman"/>
-          <w:sz w:val="24"/>
-          <w:szCs w:val="24"/>
-        </w:rPr>
-        <w:t>Ані чинити лихі вчинки з людьми, що творять беззаконня,* – ні ласощів їхніх я не хочу їсти.</w:t>
-      </w:r>
-    </w:p>
-    <w:p>
-      <w:pPr>
-        <w:spacing w:after="120"/>
-        <w:jc w:val="both"/>
-        <w:rPr>
-          <w:rFonts w:ascii="Times New Roman" w:hAnsi="Times New Roman"/>
-          <w:sz w:val="24"/>
-          <w:szCs w:val="24"/>
-        </w:rPr>
-      </w:pPr>
-      <w:r>
-        <w:rPr>
-          <w:rFonts w:ascii="Times New Roman" w:hAnsi="Times New Roman"/>
-          <w:sz w:val="24"/>
-          <w:szCs w:val="24"/>
-        </w:rPr>
-        <w:t>Нехай праведник по-доброму б'є мене й виправляє,* а олія грішного нехай не намастить голови моєї.</w:t>
-      </w:r>
-    </w:p>
-    <w:p>
-      <w:pPr>
-        <w:spacing w:after="120"/>
-        <w:jc w:val="both"/>
-        <w:rPr>
-          <w:rFonts w:ascii="Times New Roman" w:hAnsi="Times New Roman"/>
-          <w:sz w:val="24"/>
-          <w:szCs w:val="24"/>
-        </w:rPr>
-      </w:pPr>
-      <w:r>
-        <w:rPr>
-          <w:rFonts w:ascii="Times New Roman" w:hAnsi="Times New Roman"/>
-          <w:sz w:val="24"/>
-          <w:szCs w:val="24"/>
-        </w:rPr>
-        <w:t>Я все-таки молитимусь,* незважаючи на їхні злі вчинки.</w:t>
-      </w:r>
-    </w:p>
-    <w:p>
-      <w:pPr>
-        <w:spacing w:after="120"/>
-        <w:jc w:val="both"/>
-        <w:rPr>
-          <w:rFonts w:ascii="Times New Roman" w:hAnsi="Times New Roman"/>
-          <w:sz w:val="24"/>
-          <w:szCs w:val="24"/>
-        </w:rPr>
-      </w:pPr>
-      <w:r>
-        <w:rPr>
-          <w:rFonts w:ascii="Times New Roman" w:hAnsi="Times New Roman"/>
-          <w:sz w:val="24"/>
-          <w:szCs w:val="24"/>
-        </w:rPr>
-        <w:t>Якщо суддів їхніх скинуть в ущелини скелі,* то почують, що слова мої любі.</w:t>
-      </w:r>
-    </w:p>
-    <w:p>
-      <w:pPr>
-        <w:spacing w:after="120"/>
-        <w:jc w:val="both"/>
-        <w:rPr>
-          <w:rFonts w:ascii="Times New Roman" w:hAnsi="Times New Roman"/>
-          <w:sz w:val="24"/>
-          <w:szCs w:val="24"/>
-        </w:rPr>
-      </w:pPr>
-      <w:r>
-        <w:rPr>
-          <w:rFonts w:ascii="Times New Roman" w:hAnsi="Times New Roman"/>
-          <w:sz w:val="24"/>
-          <w:szCs w:val="24"/>
-        </w:rPr>
-        <w:t>Немовби хтось розбив і розри</w:t>
-      </w:r>
-      <w:r>
-        <w:rPr>
-          <w:rFonts w:ascii="Times New Roman" w:hAnsi="Times New Roman"/>
-          <w:sz w:val="24"/>
-          <w:szCs w:val="24"/>
-        </w:rPr>
-        <w:t>в землю,* розкидано їхні кості перед адом.</w:t>
-      </w:r>
-    </w:p>
-    <w:p>
-      <w:pPr>
-        <w:spacing w:after="120"/>
-        <w:jc w:val="both"/>
-        <w:rPr>
-          <w:rFonts w:ascii="Times New Roman" w:hAnsi="Times New Roman"/>
-          <w:sz w:val="24"/>
-          <w:szCs w:val="24"/>
-        </w:rPr>
-      </w:pPr>
-      <w:r>
-        <w:rPr>
-          <w:rFonts w:ascii="Times New Roman" w:hAnsi="Times New Roman"/>
-          <w:sz w:val="24"/>
-          <w:szCs w:val="24"/>
-        </w:rPr>
-        <w:t>Бо до тебе, Господи, мій Боже, мої очі;* до тебе прибігаю, не губи душі моєї.</w:t>
-      </w:r>
-    </w:p>
-    <w:p>
-      <w:pPr>
-        <w:spacing w:after="120"/>
-        <w:jc w:val="both"/>
-        <w:rPr>
-          <w:rFonts w:ascii="Times New Roman" w:hAnsi="Times New Roman"/>
-          <w:sz w:val="24"/>
-          <w:szCs w:val="24"/>
-        </w:rPr>
-      </w:pPr>
-      <w:r>
-        <w:rPr>
-          <w:rFonts w:ascii="Times New Roman" w:hAnsi="Times New Roman"/>
-          <w:sz w:val="24"/>
-          <w:szCs w:val="24"/>
-        </w:rPr>
-        <w:t>Збережи мене від петлі, що її наставили на мене,* і від сильця тих, що творять беззаконня.</w:t>
-      </w:r>
-    </w:p>
-    <w:p>
-      <w:pPr>
-        <w:spacing w:after="120"/>
-        <w:jc w:val="both"/>
-        <w:rPr>
-          <w:rFonts w:ascii="Times New Roman" w:hAnsi="Times New Roman"/>
-          <w:sz w:val="24"/>
-          <w:szCs w:val="24"/>
-        </w:rPr>
-      </w:pPr>
-      <w:r>
-        <w:rPr>
-          <w:rFonts w:ascii="Times New Roman" w:hAnsi="Times New Roman"/>
-          <w:sz w:val="24"/>
-          <w:szCs w:val="24"/>
-        </w:rPr>
-        <w:t>Нехай грішники впадуть у власні сіті всі раз</w:t>
-      </w:r>
-      <w:r>
-        <w:rPr>
-          <w:rFonts w:ascii="Times New Roman" w:hAnsi="Times New Roman"/>
-          <w:sz w:val="24"/>
-          <w:szCs w:val="24"/>
-        </w:rPr>
-        <w:t>ом,* а я пройду безпечно.</w:t>
-      </w:r>
-    </w:p>
-    <w:p>
-      <w:pPr>
-        <w:spacing w:after="120"/>
-        <w:jc w:val="center"/>
+        <w:pStyle w:val="a"/>
+        <w:spacing w:after="120"/>
+      </w:pPr>
+      <w:r>
+        <w:rPr>
+          <w:rFonts w:ascii="Times New Roman" w:hAnsi="Times New Roman"/>
+          <w:sz w:val="24"/>
+        </w:rPr>
+        <w:t>Поста́в</w:t>
+      </w:r>
+      <w:r>
+        <w:rPr>
+          <w:rFonts w:ascii="Times New Roman" w:hAnsi="Times New Roman"/>
+          <w:sz w:val="24"/>
+        </w:rPr>
+        <w:t xml:space="preserve">, </w:t>
+      </w:r>
+      <w:r>
+        <w:rPr>
+          <w:rFonts w:ascii="Times New Roman" w:hAnsi="Times New Roman"/>
+          <w:sz w:val="24"/>
+        </w:rPr>
+        <w:t>Го́споди</w:t>
+      </w:r>
+      <w:r>
+        <w:rPr>
+          <w:rFonts w:ascii="Times New Roman" w:hAnsi="Times New Roman"/>
+          <w:sz w:val="24"/>
+        </w:rPr>
+        <w:t xml:space="preserve">, </w:t>
+      </w:r>
+      <w:r>
+        <w:rPr>
+          <w:rFonts w:ascii="Times New Roman" w:hAnsi="Times New Roman"/>
+          <w:sz w:val="24"/>
+        </w:rPr>
+        <w:t>мої́м</w:t>
+      </w:r>
+      <w:r>
+        <w:rPr>
+          <w:rFonts w:ascii="Times New Roman" w:hAnsi="Times New Roman"/>
+          <w:sz w:val="24"/>
+        </w:rPr>
+        <w:t xml:space="preserve"> </w:t>
+      </w:r>
+      <w:r>
+        <w:rPr>
+          <w:rFonts w:ascii="Times New Roman" w:hAnsi="Times New Roman"/>
+          <w:sz w:val="24"/>
+        </w:rPr>
+        <w:t>уста́м</w:t>
+      </w:r>
+      <w:r>
+        <w:rPr>
+          <w:rFonts w:ascii="Times New Roman" w:hAnsi="Times New Roman"/>
+          <w:sz w:val="24"/>
+        </w:rPr>
+        <w:t xml:space="preserve"> </w:t>
+      </w:r>
+      <w:r>
+        <w:rPr>
+          <w:rFonts w:ascii="Times New Roman" w:hAnsi="Times New Roman"/>
+          <w:sz w:val="24"/>
+        </w:rPr>
+        <w:t>сторо́жу</w:t>
+      </w:r>
+      <w:r>
+        <w:rPr>
+          <w:rFonts w:ascii="Times New Roman" w:hAnsi="Times New Roman"/>
+          <w:sz w:val="24"/>
+        </w:rPr>
+        <w:t xml:space="preserve">;* до </w:t>
+      </w:r>
+      <w:r>
+        <w:rPr>
+          <w:rFonts w:ascii="Times New Roman" w:hAnsi="Times New Roman"/>
+          <w:sz w:val="24"/>
+        </w:rPr>
+        <w:t>двере́й</w:t>
+      </w:r>
+      <w:r>
+        <w:rPr>
+          <w:rFonts w:ascii="Times New Roman" w:hAnsi="Times New Roman"/>
+          <w:sz w:val="24"/>
+        </w:rPr>
+        <w:t xml:space="preserve"> губ </w:t>
+      </w:r>
+      <w:r>
+        <w:rPr>
+          <w:rFonts w:ascii="Times New Roman" w:hAnsi="Times New Roman"/>
+          <w:sz w:val="24"/>
+        </w:rPr>
+        <w:t>мої́х</w:t>
+      </w:r>
+      <w:r>
+        <w:rPr>
+          <w:rFonts w:ascii="Times New Roman" w:hAnsi="Times New Roman"/>
+          <w:sz w:val="24"/>
+        </w:rPr>
+        <w:t xml:space="preserve"> − </w:t>
+      </w:r>
+      <w:r>
+        <w:rPr>
+          <w:rFonts w:ascii="Times New Roman" w:hAnsi="Times New Roman"/>
+          <w:sz w:val="24"/>
+        </w:rPr>
+        <w:t>ва́рту</w:t>
+      </w:r>
+      <w:r>
+        <w:rPr>
+          <w:rFonts w:ascii="Times New Roman" w:hAnsi="Times New Roman"/>
+          <w:sz w:val="24"/>
+        </w:rPr>
+        <w:t>!</w:t>
+      </w:r>
+    </w:p>
+    <w:p>
+      <w:pPr>
+        <w:pStyle w:val="a"/>
+        <w:spacing w:after="120"/>
+      </w:pPr>
+      <w:r>
+        <w:rPr>
+          <w:rFonts w:ascii="Times New Roman" w:hAnsi="Times New Roman"/>
+          <w:sz w:val="24"/>
+        </w:rPr>
+        <w:t xml:space="preserve">Не дай </w:t>
+      </w:r>
+      <w:r>
+        <w:rPr>
+          <w:rFonts w:ascii="Times New Roman" w:hAnsi="Times New Roman"/>
+          <w:sz w:val="24"/>
+        </w:rPr>
+        <w:t>схили́тися</w:t>
+      </w:r>
+      <w:r>
+        <w:rPr>
+          <w:rFonts w:ascii="Times New Roman" w:hAnsi="Times New Roman"/>
+          <w:sz w:val="24"/>
+        </w:rPr>
+        <w:t xml:space="preserve"> </w:t>
+      </w:r>
+      <w:r>
+        <w:rPr>
+          <w:rFonts w:ascii="Times New Roman" w:hAnsi="Times New Roman"/>
+          <w:sz w:val="24"/>
+        </w:rPr>
+        <w:t>се́рцеві</w:t>
+      </w:r>
+      <w:r>
+        <w:rPr>
+          <w:rFonts w:ascii="Times New Roman" w:hAnsi="Times New Roman"/>
+          <w:sz w:val="24"/>
+        </w:rPr>
+        <w:t xml:space="preserve"> </w:t>
+      </w:r>
+      <w:r>
+        <w:rPr>
+          <w:rFonts w:ascii="Times New Roman" w:hAnsi="Times New Roman"/>
+          <w:sz w:val="24"/>
+        </w:rPr>
+        <w:t>моє́му</w:t>
+      </w:r>
+      <w:r>
+        <w:rPr>
+          <w:rFonts w:ascii="Times New Roman" w:hAnsi="Times New Roman"/>
+          <w:sz w:val="24"/>
+        </w:rPr>
+        <w:t xml:space="preserve">* до </w:t>
+      </w:r>
+      <w:r>
+        <w:rPr>
+          <w:rFonts w:ascii="Times New Roman" w:hAnsi="Times New Roman"/>
+          <w:sz w:val="24"/>
+        </w:rPr>
+        <w:t>чо́гось</w:t>
+      </w:r>
+      <w:r>
+        <w:rPr>
+          <w:rFonts w:ascii="Times New Roman" w:hAnsi="Times New Roman"/>
+          <w:sz w:val="24"/>
+        </w:rPr>
+        <w:t xml:space="preserve"> </w:t>
+      </w:r>
+      <w:r>
+        <w:rPr>
+          <w:rFonts w:ascii="Times New Roman" w:hAnsi="Times New Roman"/>
+          <w:sz w:val="24"/>
+        </w:rPr>
+        <w:t>зло́го</w:t>
+      </w:r>
+      <w:r>
+        <w:rPr>
+          <w:rFonts w:ascii="Times New Roman" w:hAnsi="Times New Roman"/>
+          <w:sz w:val="24"/>
+        </w:rPr>
+        <w:t>.</w:t>
+      </w:r>
+    </w:p>
+    <w:p>
+      <w:pPr>
+        <w:pStyle w:val="a"/>
+        <w:spacing w:after="120"/>
+      </w:pPr>
+      <w:r>
+        <w:rPr>
+          <w:rFonts w:ascii="Times New Roman" w:hAnsi="Times New Roman"/>
+          <w:sz w:val="24"/>
+        </w:rPr>
+        <w:t xml:space="preserve">Ані </w:t>
+      </w:r>
+      <w:r>
+        <w:rPr>
+          <w:rFonts w:ascii="Times New Roman" w:hAnsi="Times New Roman"/>
+          <w:sz w:val="24"/>
+        </w:rPr>
+        <w:t>чини́ти</w:t>
+      </w:r>
+      <w:r>
+        <w:rPr>
+          <w:rFonts w:ascii="Times New Roman" w:hAnsi="Times New Roman"/>
+          <w:sz w:val="24"/>
+        </w:rPr>
+        <w:t xml:space="preserve"> лихі́ </w:t>
+      </w:r>
+      <w:r>
+        <w:rPr>
+          <w:rFonts w:ascii="Times New Roman" w:hAnsi="Times New Roman"/>
+          <w:sz w:val="24"/>
+        </w:rPr>
+        <w:t>вчи́нки</w:t>
+      </w:r>
+      <w:r>
+        <w:rPr>
+          <w:rFonts w:ascii="Times New Roman" w:hAnsi="Times New Roman"/>
+          <w:sz w:val="24"/>
+        </w:rPr>
+        <w:t xml:space="preserve"> з людьми́, що </w:t>
+      </w:r>
+      <w:r>
+        <w:rPr>
+          <w:rFonts w:ascii="Times New Roman" w:hAnsi="Times New Roman"/>
+          <w:sz w:val="24"/>
+        </w:rPr>
+        <w:t>тво́рять</w:t>
+      </w:r>
+      <w:r>
+        <w:rPr>
+          <w:rFonts w:ascii="Times New Roman" w:hAnsi="Times New Roman"/>
+          <w:sz w:val="24"/>
+        </w:rPr>
+        <w:t xml:space="preserve"> </w:t>
+      </w:r>
+      <w:r>
+        <w:rPr>
+          <w:rFonts w:ascii="Times New Roman" w:hAnsi="Times New Roman"/>
+          <w:sz w:val="24"/>
+        </w:rPr>
+        <w:t>беззако́ння</w:t>
+      </w:r>
+      <w:r>
+        <w:rPr>
+          <w:rFonts w:ascii="Times New Roman" w:hAnsi="Times New Roman"/>
+          <w:sz w:val="24"/>
+        </w:rPr>
+        <w:t xml:space="preserve">,* – ні </w:t>
+      </w:r>
+      <w:r>
+        <w:rPr>
+          <w:rFonts w:ascii="Times New Roman" w:hAnsi="Times New Roman"/>
+          <w:sz w:val="24"/>
+        </w:rPr>
+        <w:t>ла́сощів</w:t>
+      </w:r>
+      <w:r>
+        <w:rPr>
+          <w:rFonts w:ascii="Times New Roman" w:hAnsi="Times New Roman"/>
+          <w:sz w:val="24"/>
+        </w:rPr>
+        <w:t xml:space="preserve"> </w:t>
+      </w:r>
+      <w:r>
+        <w:rPr>
+          <w:rFonts w:ascii="Times New Roman" w:hAnsi="Times New Roman"/>
+          <w:sz w:val="24"/>
+        </w:rPr>
+        <w:t>ї́хніх</w:t>
+      </w:r>
+      <w:r>
+        <w:rPr>
+          <w:rFonts w:ascii="Times New Roman" w:hAnsi="Times New Roman"/>
+          <w:sz w:val="24"/>
+        </w:rPr>
+        <w:t xml:space="preserve"> я не </w:t>
+      </w:r>
+      <w:r>
+        <w:rPr>
+          <w:rFonts w:ascii="Times New Roman" w:hAnsi="Times New Roman"/>
+          <w:sz w:val="24"/>
+        </w:rPr>
+        <w:t>хо́чу</w:t>
+      </w:r>
+      <w:r>
+        <w:rPr>
+          <w:rFonts w:ascii="Times New Roman" w:hAnsi="Times New Roman"/>
+          <w:sz w:val="24"/>
+        </w:rPr>
+        <w:t xml:space="preserve"> </w:t>
+      </w:r>
+      <w:r>
+        <w:rPr>
+          <w:rFonts w:ascii="Times New Roman" w:hAnsi="Times New Roman"/>
+          <w:sz w:val="24"/>
+        </w:rPr>
+        <w:t>ї́сти</w:t>
+      </w:r>
+      <w:r>
+        <w:rPr>
+          <w:rFonts w:ascii="Times New Roman" w:hAnsi="Times New Roman"/>
+          <w:sz w:val="24"/>
+        </w:rPr>
+        <w:t>.</w:t>
+      </w:r>
+    </w:p>
+    <w:p>
+      <w:pPr>
+        <w:pStyle w:val="a"/>
+        <w:spacing w:after="120"/>
+      </w:pPr>
+      <w:r>
+        <w:rPr>
+          <w:rFonts w:ascii="Times New Roman" w:hAnsi="Times New Roman"/>
+          <w:sz w:val="24"/>
+        </w:rPr>
+        <w:t>Неха́й</w:t>
+      </w:r>
+      <w:r>
+        <w:rPr>
+          <w:rFonts w:ascii="Times New Roman" w:hAnsi="Times New Roman"/>
+          <w:sz w:val="24"/>
+        </w:rPr>
+        <w:t xml:space="preserve"> </w:t>
+      </w:r>
+      <w:r>
+        <w:rPr>
+          <w:rFonts w:ascii="Times New Roman" w:hAnsi="Times New Roman"/>
+          <w:sz w:val="24"/>
+        </w:rPr>
+        <w:t>пра́ведник</w:t>
+      </w:r>
+      <w:r>
+        <w:rPr>
+          <w:rFonts w:ascii="Times New Roman" w:hAnsi="Times New Roman"/>
+          <w:sz w:val="24"/>
+        </w:rPr>
+        <w:t xml:space="preserve"> </w:t>
+      </w:r>
+      <w:r>
+        <w:rPr>
+          <w:rFonts w:ascii="Times New Roman" w:hAnsi="Times New Roman"/>
+          <w:sz w:val="24"/>
+        </w:rPr>
+        <w:t>по-до́брому</w:t>
+      </w:r>
+      <w:r>
+        <w:rPr>
+          <w:rFonts w:ascii="Times New Roman" w:hAnsi="Times New Roman"/>
+          <w:sz w:val="24"/>
+        </w:rPr>
+        <w:t xml:space="preserve"> б’є мене́ й </w:t>
+      </w:r>
+      <w:r>
+        <w:rPr>
+          <w:rFonts w:ascii="Times New Roman" w:hAnsi="Times New Roman"/>
+          <w:sz w:val="24"/>
+        </w:rPr>
+        <w:t>виправля́є</w:t>
+      </w:r>
+      <w:r>
+        <w:rPr>
+          <w:rFonts w:ascii="Times New Roman" w:hAnsi="Times New Roman"/>
+          <w:sz w:val="24"/>
+        </w:rPr>
+        <w:t xml:space="preserve">,* а </w:t>
+      </w:r>
+      <w:r>
+        <w:rPr>
+          <w:rFonts w:ascii="Times New Roman" w:hAnsi="Times New Roman"/>
+          <w:sz w:val="24"/>
+        </w:rPr>
+        <w:t>олі́я</w:t>
+      </w:r>
+      <w:r>
+        <w:rPr>
+          <w:rFonts w:ascii="Times New Roman" w:hAnsi="Times New Roman"/>
+          <w:sz w:val="24"/>
+        </w:rPr>
+        <w:t xml:space="preserve"> </w:t>
+      </w:r>
+      <w:r>
+        <w:rPr>
+          <w:rFonts w:ascii="Times New Roman" w:hAnsi="Times New Roman"/>
+          <w:sz w:val="24"/>
+        </w:rPr>
+        <w:t>грі́шного</w:t>
+      </w:r>
+      <w:r>
+        <w:rPr>
+          <w:rFonts w:ascii="Times New Roman" w:hAnsi="Times New Roman"/>
+          <w:sz w:val="24"/>
+        </w:rPr>
+        <w:t xml:space="preserve"> </w:t>
+      </w:r>
+      <w:r>
+        <w:rPr>
+          <w:rFonts w:ascii="Times New Roman" w:hAnsi="Times New Roman"/>
+          <w:sz w:val="24"/>
+        </w:rPr>
+        <w:t>неха́й</w:t>
+      </w:r>
+      <w:r>
+        <w:rPr>
+          <w:rFonts w:ascii="Times New Roman" w:hAnsi="Times New Roman"/>
+          <w:sz w:val="24"/>
+        </w:rPr>
+        <w:t xml:space="preserve"> не </w:t>
+      </w:r>
+      <w:r>
+        <w:rPr>
+          <w:rFonts w:ascii="Times New Roman" w:hAnsi="Times New Roman"/>
+          <w:sz w:val="24"/>
+        </w:rPr>
+        <w:t>нама́стить</w:t>
+      </w:r>
+      <w:r>
+        <w:rPr>
+          <w:rFonts w:ascii="Times New Roman" w:hAnsi="Times New Roman"/>
+          <w:sz w:val="24"/>
+        </w:rPr>
+        <w:t xml:space="preserve"> голови́ </w:t>
+      </w:r>
+      <w:r>
+        <w:rPr>
+          <w:rFonts w:ascii="Times New Roman" w:hAnsi="Times New Roman"/>
+          <w:sz w:val="24"/>
+        </w:rPr>
+        <w:t>моє́ї</w:t>
+      </w:r>
+      <w:r>
+        <w:rPr>
+          <w:rFonts w:ascii="Times New Roman" w:hAnsi="Times New Roman"/>
+          <w:sz w:val="24"/>
+        </w:rPr>
+        <w:t>.</w:t>
+      </w:r>
+    </w:p>
+    <w:p>
+      <w:pPr>
+        <w:pStyle w:val="a"/>
+        <w:spacing w:after="120"/>
+      </w:pPr>
+      <w:r>
+        <w:rPr>
+          <w:rFonts w:ascii="Times New Roman" w:hAnsi="Times New Roman"/>
+          <w:sz w:val="24"/>
+        </w:rPr>
+        <w:t xml:space="preserve">Я все-таки́ </w:t>
+      </w:r>
+      <w:r>
+        <w:rPr>
+          <w:rFonts w:ascii="Times New Roman" w:hAnsi="Times New Roman"/>
+          <w:sz w:val="24"/>
+        </w:rPr>
+        <w:t>моли́тимусь</w:t>
+      </w:r>
+      <w:r>
+        <w:rPr>
+          <w:rFonts w:ascii="Times New Roman" w:hAnsi="Times New Roman"/>
+          <w:sz w:val="24"/>
+        </w:rPr>
+        <w:t xml:space="preserve">,* </w:t>
+      </w:r>
+      <w:r>
+        <w:rPr>
+          <w:rFonts w:ascii="Times New Roman" w:hAnsi="Times New Roman"/>
+          <w:sz w:val="24"/>
+        </w:rPr>
+        <w:t>незважа́ючи</w:t>
+      </w:r>
+      <w:r>
+        <w:rPr>
+          <w:rFonts w:ascii="Times New Roman" w:hAnsi="Times New Roman"/>
+          <w:sz w:val="24"/>
+        </w:rPr>
+        <w:t xml:space="preserve"> на </w:t>
+      </w:r>
+      <w:r>
+        <w:rPr>
+          <w:rFonts w:ascii="Times New Roman" w:hAnsi="Times New Roman"/>
+          <w:sz w:val="24"/>
+        </w:rPr>
+        <w:t>ї́хні</w:t>
+      </w:r>
+      <w:r>
+        <w:rPr>
+          <w:rFonts w:ascii="Times New Roman" w:hAnsi="Times New Roman"/>
+          <w:sz w:val="24"/>
+        </w:rPr>
+        <w:t xml:space="preserve"> злі </w:t>
+      </w:r>
+      <w:r>
+        <w:rPr>
+          <w:rFonts w:ascii="Times New Roman" w:hAnsi="Times New Roman"/>
+          <w:sz w:val="24"/>
+        </w:rPr>
+        <w:t>вчи́нки</w:t>
+      </w:r>
+      <w:r>
+        <w:rPr>
+          <w:rFonts w:ascii="Times New Roman" w:hAnsi="Times New Roman"/>
+          <w:sz w:val="24"/>
+        </w:rPr>
+        <w:t>.</w:t>
+      </w:r>
+    </w:p>
+    <w:p>
+      <w:pPr>
+        <w:pStyle w:val="a"/>
+        <w:spacing w:after="120"/>
+      </w:pPr>
+      <w:r>
+        <w:rPr>
+          <w:rFonts w:ascii="Times New Roman" w:hAnsi="Times New Roman"/>
+          <w:sz w:val="24"/>
+        </w:rPr>
+        <w:t xml:space="preserve">Якщо́ </w:t>
+      </w:r>
+      <w:r>
+        <w:rPr>
+          <w:rFonts w:ascii="Times New Roman" w:hAnsi="Times New Roman"/>
+          <w:sz w:val="24"/>
+        </w:rPr>
+        <w:t>су́ддів</w:t>
+      </w:r>
+      <w:r>
+        <w:rPr>
+          <w:rFonts w:ascii="Times New Roman" w:hAnsi="Times New Roman"/>
+          <w:sz w:val="24"/>
+        </w:rPr>
+        <w:t xml:space="preserve"> </w:t>
+      </w:r>
+      <w:r>
+        <w:rPr>
+          <w:rFonts w:ascii="Times New Roman" w:hAnsi="Times New Roman"/>
+          <w:sz w:val="24"/>
+        </w:rPr>
+        <w:t>ї́хніх</w:t>
+      </w:r>
+      <w:r>
+        <w:rPr>
+          <w:rFonts w:ascii="Times New Roman" w:hAnsi="Times New Roman"/>
+          <w:sz w:val="24"/>
+        </w:rPr>
+        <w:t xml:space="preserve"> </w:t>
+      </w:r>
+      <w:r>
+        <w:rPr>
+          <w:rFonts w:ascii="Times New Roman" w:hAnsi="Times New Roman"/>
+          <w:sz w:val="24"/>
+        </w:rPr>
+        <w:t>ски́нуть</w:t>
+      </w:r>
+      <w:r>
+        <w:rPr>
+          <w:rFonts w:ascii="Times New Roman" w:hAnsi="Times New Roman"/>
+          <w:sz w:val="24"/>
+        </w:rPr>
+        <w:t xml:space="preserve"> в </w:t>
+      </w:r>
+      <w:r>
+        <w:rPr>
+          <w:rFonts w:ascii="Times New Roman" w:hAnsi="Times New Roman"/>
+          <w:sz w:val="24"/>
+        </w:rPr>
+        <w:t>уще́лини</w:t>
+      </w:r>
+      <w:r>
+        <w:rPr>
+          <w:rFonts w:ascii="Times New Roman" w:hAnsi="Times New Roman"/>
+          <w:sz w:val="24"/>
+        </w:rPr>
+        <w:t xml:space="preserve"> </w:t>
+      </w:r>
+      <w:r>
+        <w:rPr>
+          <w:rFonts w:ascii="Times New Roman" w:hAnsi="Times New Roman"/>
+          <w:sz w:val="24"/>
+        </w:rPr>
+        <w:t>ске́лі</w:t>
+      </w:r>
+      <w:r>
+        <w:rPr>
+          <w:rFonts w:ascii="Times New Roman" w:hAnsi="Times New Roman"/>
+          <w:sz w:val="24"/>
+        </w:rPr>
+        <w:t xml:space="preserve">,* то </w:t>
+      </w:r>
+      <w:r>
+        <w:rPr>
+          <w:rFonts w:ascii="Times New Roman" w:hAnsi="Times New Roman"/>
+          <w:sz w:val="24"/>
+        </w:rPr>
+        <w:t>почу́ють</w:t>
+      </w:r>
+      <w:r>
+        <w:rPr>
+          <w:rFonts w:ascii="Times New Roman" w:hAnsi="Times New Roman"/>
+          <w:sz w:val="24"/>
+        </w:rPr>
+        <w:t xml:space="preserve">, що слова́ мої́ </w:t>
+      </w:r>
+      <w:r>
+        <w:rPr>
+          <w:rFonts w:ascii="Times New Roman" w:hAnsi="Times New Roman"/>
+          <w:sz w:val="24"/>
+        </w:rPr>
+        <w:t>лю́бі</w:t>
+      </w:r>
+      <w:r>
+        <w:rPr>
+          <w:rFonts w:ascii="Times New Roman" w:hAnsi="Times New Roman"/>
+          <w:sz w:val="24"/>
+        </w:rPr>
+        <w:t>.</w:t>
+      </w:r>
+    </w:p>
+    <w:p>
+      <w:pPr>
+        <w:pStyle w:val="a"/>
+        <w:spacing w:after="120"/>
+      </w:pPr>
+      <w:r>
+        <w:rPr>
+          <w:rFonts w:ascii="Times New Roman" w:hAnsi="Times New Roman"/>
+          <w:sz w:val="24"/>
+        </w:rPr>
+        <w:t>Немо́вби</w:t>
+      </w:r>
+      <w:r>
+        <w:rPr>
+          <w:rFonts w:ascii="Times New Roman" w:hAnsi="Times New Roman"/>
+          <w:sz w:val="24"/>
+        </w:rPr>
+        <w:t xml:space="preserve"> хтось </w:t>
+      </w:r>
+      <w:r>
+        <w:rPr>
+          <w:rFonts w:ascii="Times New Roman" w:hAnsi="Times New Roman"/>
+          <w:sz w:val="24"/>
+        </w:rPr>
+        <w:t>розби́в</w:t>
+      </w:r>
+      <w:r>
+        <w:rPr>
+          <w:rFonts w:ascii="Times New Roman" w:hAnsi="Times New Roman"/>
+          <w:sz w:val="24"/>
+        </w:rPr>
+        <w:t xml:space="preserve"> і </w:t>
+      </w:r>
+      <w:r>
+        <w:rPr>
+          <w:rFonts w:ascii="Times New Roman" w:hAnsi="Times New Roman"/>
+          <w:sz w:val="24"/>
+        </w:rPr>
+        <w:t>розри́в</w:t>
+      </w:r>
+      <w:r>
+        <w:rPr>
+          <w:rFonts w:ascii="Times New Roman" w:hAnsi="Times New Roman"/>
+          <w:sz w:val="24"/>
+        </w:rPr>
+        <w:t xml:space="preserve"> </w:t>
+      </w:r>
+      <w:r>
+        <w:rPr>
+          <w:rFonts w:ascii="Times New Roman" w:hAnsi="Times New Roman"/>
+          <w:sz w:val="24"/>
+        </w:rPr>
+        <w:t>зе́млю</w:t>
+      </w:r>
+      <w:r>
+        <w:rPr>
+          <w:rFonts w:ascii="Times New Roman" w:hAnsi="Times New Roman"/>
+          <w:sz w:val="24"/>
+        </w:rPr>
+        <w:t xml:space="preserve">,* </w:t>
+      </w:r>
+      <w:r>
+        <w:rPr>
+          <w:rFonts w:ascii="Times New Roman" w:hAnsi="Times New Roman"/>
+          <w:sz w:val="24"/>
+        </w:rPr>
+        <w:t>розки́дано</w:t>
+      </w:r>
+      <w:r>
+        <w:rPr>
+          <w:rFonts w:ascii="Times New Roman" w:hAnsi="Times New Roman"/>
+          <w:sz w:val="24"/>
+        </w:rPr>
+        <w:t xml:space="preserve"> </w:t>
+      </w:r>
+      <w:r>
+        <w:rPr>
+          <w:rFonts w:ascii="Times New Roman" w:hAnsi="Times New Roman"/>
+          <w:sz w:val="24"/>
+        </w:rPr>
+        <w:t>ї́хні</w:t>
+      </w:r>
+      <w:r>
+        <w:rPr>
+          <w:rFonts w:ascii="Times New Roman" w:hAnsi="Times New Roman"/>
+          <w:sz w:val="24"/>
+        </w:rPr>
+        <w:t xml:space="preserve"> </w:t>
+      </w:r>
+      <w:r>
+        <w:rPr>
+          <w:rFonts w:ascii="Times New Roman" w:hAnsi="Times New Roman"/>
+          <w:sz w:val="24"/>
+        </w:rPr>
+        <w:t>ко́сті</w:t>
+      </w:r>
+      <w:r>
+        <w:rPr>
+          <w:rFonts w:ascii="Times New Roman" w:hAnsi="Times New Roman"/>
+          <w:sz w:val="24"/>
+        </w:rPr>
+        <w:t xml:space="preserve"> </w:t>
+      </w:r>
+      <w:r>
+        <w:rPr>
+          <w:rFonts w:ascii="Times New Roman" w:hAnsi="Times New Roman"/>
+          <w:sz w:val="24"/>
+        </w:rPr>
+        <w:t>пе́ред</w:t>
+      </w:r>
+      <w:r>
+        <w:rPr>
+          <w:rFonts w:ascii="Times New Roman" w:hAnsi="Times New Roman"/>
+          <w:sz w:val="24"/>
+        </w:rPr>
+        <w:t xml:space="preserve"> </w:t>
+      </w:r>
+      <w:r>
+        <w:rPr>
+          <w:rFonts w:ascii="Times New Roman" w:hAnsi="Times New Roman"/>
+          <w:sz w:val="24"/>
+        </w:rPr>
+        <w:t>а́дом</w:t>
+      </w:r>
+      <w:r>
+        <w:rPr>
+          <w:rFonts w:ascii="Times New Roman" w:hAnsi="Times New Roman"/>
+          <w:sz w:val="24"/>
+        </w:rPr>
+        <w:t>.</w:t>
+      </w:r>
+    </w:p>
+    <w:p>
+      <w:pPr>
+        <w:pStyle w:val="a"/>
+        <w:spacing w:after="120"/>
+      </w:pPr>
+      <w:r>
+        <w:rPr>
+          <w:rFonts w:ascii="Times New Roman" w:hAnsi="Times New Roman"/>
+          <w:sz w:val="24"/>
+        </w:rPr>
+        <w:t xml:space="preserve">Бо до </w:t>
+      </w:r>
+      <w:r>
+        <w:rPr>
+          <w:rFonts w:ascii="Times New Roman" w:hAnsi="Times New Roman"/>
+          <w:sz w:val="24"/>
+        </w:rPr>
+        <w:t>Те́бе</w:t>
+      </w:r>
+      <w:r>
+        <w:rPr>
+          <w:rFonts w:ascii="Times New Roman" w:hAnsi="Times New Roman"/>
+          <w:sz w:val="24"/>
+        </w:rPr>
+        <w:t xml:space="preserve">, </w:t>
+      </w:r>
+      <w:r>
+        <w:rPr>
+          <w:rFonts w:ascii="Times New Roman" w:hAnsi="Times New Roman"/>
+          <w:sz w:val="24"/>
+        </w:rPr>
+        <w:t>Го́споди</w:t>
+      </w:r>
+      <w:r>
+        <w:rPr>
+          <w:rFonts w:ascii="Times New Roman" w:hAnsi="Times New Roman"/>
+          <w:sz w:val="24"/>
+        </w:rPr>
+        <w:t xml:space="preserve">, мій </w:t>
+      </w:r>
+      <w:r>
+        <w:rPr>
+          <w:rFonts w:ascii="Times New Roman" w:hAnsi="Times New Roman"/>
+          <w:sz w:val="24"/>
+        </w:rPr>
+        <w:t>Бо́же</w:t>
+      </w:r>
+      <w:r>
+        <w:rPr>
+          <w:rFonts w:ascii="Times New Roman" w:hAnsi="Times New Roman"/>
+          <w:sz w:val="24"/>
+        </w:rPr>
+        <w:t xml:space="preserve">, мої́ </w:t>
+      </w:r>
+      <w:r>
+        <w:rPr>
+          <w:rFonts w:ascii="Times New Roman" w:hAnsi="Times New Roman"/>
+          <w:sz w:val="24"/>
+        </w:rPr>
+        <w:t>о́чі</w:t>
+      </w:r>
+      <w:r>
+        <w:rPr>
+          <w:rFonts w:ascii="Times New Roman" w:hAnsi="Times New Roman"/>
+          <w:sz w:val="24"/>
+        </w:rPr>
+        <w:t xml:space="preserve">;* до </w:t>
+      </w:r>
+      <w:r>
+        <w:rPr>
+          <w:rFonts w:ascii="Times New Roman" w:hAnsi="Times New Roman"/>
+          <w:sz w:val="24"/>
+        </w:rPr>
+        <w:t>Те́бе</w:t>
+      </w:r>
+      <w:r>
+        <w:rPr>
+          <w:rFonts w:ascii="Times New Roman" w:hAnsi="Times New Roman"/>
+          <w:sz w:val="24"/>
+        </w:rPr>
+        <w:t xml:space="preserve"> </w:t>
+      </w:r>
+      <w:r>
+        <w:rPr>
+          <w:rFonts w:ascii="Times New Roman" w:hAnsi="Times New Roman"/>
+          <w:sz w:val="24"/>
+        </w:rPr>
+        <w:t>прибіга́ю</w:t>
+      </w:r>
+      <w:r>
+        <w:rPr>
+          <w:rFonts w:ascii="Times New Roman" w:hAnsi="Times New Roman"/>
+          <w:sz w:val="24"/>
+        </w:rPr>
+        <w:t xml:space="preserve">, не губи́ душі́ </w:t>
+      </w:r>
+      <w:r>
+        <w:rPr>
+          <w:rFonts w:ascii="Times New Roman" w:hAnsi="Times New Roman"/>
+          <w:sz w:val="24"/>
+        </w:rPr>
+        <w:t>моє́ї</w:t>
+      </w:r>
+      <w:r>
+        <w:rPr>
+          <w:rFonts w:ascii="Times New Roman" w:hAnsi="Times New Roman"/>
+          <w:sz w:val="24"/>
+        </w:rPr>
+        <w:t>.</w:t>
+      </w:r>
+    </w:p>
+    <w:p>
+      <w:pPr>
+        <w:pStyle w:val="a"/>
+        <w:spacing w:after="120"/>
+      </w:pPr>
+      <w:r>
+        <w:rPr>
+          <w:rFonts w:ascii="Times New Roman" w:hAnsi="Times New Roman"/>
+          <w:sz w:val="24"/>
+        </w:rPr>
+        <w:t xml:space="preserve">Збережи́ мене́ від </w:t>
+      </w:r>
+      <w:r>
+        <w:rPr>
+          <w:rFonts w:ascii="Times New Roman" w:hAnsi="Times New Roman"/>
+          <w:sz w:val="24"/>
+        </w:rPr>
+        <w:t>пе́тлі</w:t>
+      </w:r>
+      <w:r>
+        <w:rPr>
+          <w:rFonts w:ascii="Times New Roman" w:hAnsi="Times New Roman"/>
+          <w:sz w:val="24"/>
+        </w:rPr>
+        <w:t xml:space="preserve">, що її́ </w:t>
+      </w:r>
+      <w:r>
+        <w:rPr>
+          <w:rFonts w:ascii="Times New Roman" w:hAnsi="Times New Roman"/>
+          <w:sz w:val="24"/>
+        </w:rPr>
+        <w:t>наста́вили</w:t>
+      </w:r>
+      <w:r>
+        <w:rPr>
+          <w:rFonts w:ascii="Times New Roman" w:hAnsi="Times New Roman"/>
+          <w:sz w:val="24"/>
+        </w:rPr>
+        <w:t xml:space="preserve"> на </w:t>
+      </w:r>
+      <w:r>
+        <w:rPr>
+          <w:rFonts w:ascii="Times New Roman" w:hAnsi="Times New Roman"/>
+          <w:sz w:val="24"/>
+        </w:rPr>
+        <w:t>ме́не</w:t>
+      </w:r>
+      <w:r>
+        <w:rPr>
+          <w:rFonts w:ascii="Times New Roman" w:hAnsi="Times New Roman"/>
+          <w:sz w:val="24"/>
+        </w:rPr>
+        <w:t xml:space="preserve">,* і від сильця́ тих, що </w:t>
+      </w:r>
+      <w:r>
+        <w:rPr>
+          <w:rFonts w:ascii="Times New Roman" w:hAnsi="Times New Roman"/>
+          <w:sz w:val="24"/>
+        </w:rPr>
+        <w:t>тво́рять</w:t>
+      </w:r>
+      <w:r>
+        <w:rPr>
+          <w:rFonts w:ascii="Times New Roman" w:hAnsi="Times New Roman"/>
+          <w:sz w:val="24"/>
+        </w:rPr>
+        <w:t xml:space="preserve"> </w:t>
+      </w:r>
+      <w:r>
+        <w:rPr>
+          <w:rFonts w:ascii="Times New Roman" w:hAnsi="Times New Roman"/>
+          <w:sz w:val="24"/>
+        </w:rPr>
+        <w:t>беззако́ння</w:t>
+      </w:r>
+      <w:r>
+        <w:rPr>
+          <w:rFonts w:ascii="Times New Roman" w:hAnsi="Times New Roman"/>
+          <w:sz w:val="24"/>
+        </w:rPr>
+        <w:t>.</w:t>
+      </w:r>
+    </w:p>
+    <w:p>
+      <w:pPr>
+        <w:pStyle w:val="a"/>
+        <w:spacing w:after="120"/>
+      </w:pPr>
+      <w:r>
+        <w:rPr>
+          <w:rFonts w:ascii="Times New Roman" w:hAnsi="Times New Roman"/>
+          <w:sz w:val="24"/>
+        </w:rPr>
+        <w:t>Неха́й</w:t>
+      </w:r>
+      <w:r>
+        <w:rPr>
+          <w:rFonts w:ascii="Times New Roman" w:hAnsi="Times New Roman"/>
+          <w:sz w:val="24"/>
+        </w:rPr>
+        <w:t xml:space="preserve"> </w:t>
+      </w:r>
+      <w:r>
+        <w:rPr>
+          <w:rFonts w:ascii="Times New Roman" w:hAnsi="Times New Roman"/>
+          <w:sz w:val="24"/>
+        </w:rPr>
+        <w:t>грі́шники</w:t>
+      </w:r>
+      <w:r>
+        <w:rPr>
+          <w:rFonts w:ascii="Times New Roman" w:hAnsi="Times New Roman"/>
+          <w:sz w:val="24"/>
+        </w:rPr>
+        <w:t xml:space="preserve"> </w:t>
+      </w:r>
+      <w:r>
+        <w:rPr>
+          <w:rFonts w:ascii="Times New Roman" w:hAnsi="Times New Roman"/>
+          <w:sz w:val="24"/>
+        </w:rPr>
+        <w:t>впаду́ть</w:t>
+      </w:r>
+      <w:r>
+        <w:rPr>
+          <w:rFonts w:ascii="Times New Roman" w:hAnsi="Times New Roman"/>
+          <w:sz w:val="24"/>
+        </w:rPr>
+        <w:t xml:space="preserve"> у </w:t>
+      </w:r>
+      <w:r>
+        <w:rPr>
+          <w:rFonts w:ascii="Times New Roman" w:hAnsi="Times New Roman"/>
+          <w:sz w:val="24"/>
+        </w:rPr>
+        <w:t>вла́сні</w:t>
+      </w:r>
+      <w:r>
+        <w:rPr>
+          <w:rFonts w:ascii="Times New Roman" w:hAnsi="Times New Roman"/>
+          <w:sz w:val="24"/>
+        </w:rPr>
+        <w:t xml:space="preserve"> </w:t>
+      </w:r>
+      <w:r>
+        <w:rPr>
+          <w:rFonts w:ascii="Times New Roman" w:hAnsi="Times New Roman"/>
+          <w:sz w:val="24"/>
+        </w:rPr>
+        <w:t>сі́ті</w:t>
+      </w:r>
+      <w:r>
+        <w:rPr>
+          <w:rFonts w:ascii="Times New Roman" w:hAnsi="Times New Roman"/>
+          <w:sz w:val="24"/>
+        </w:rPr>
+        <w:t xml:space="preserve"> всі </w:t>
+      </w:r>
+      <w:r>
+        <w:rPr>
+          <w:rFonts w:ascii="Times New Roman" w:hAnsi="Times New Roman"/>
+          <w:sz w:val="24"/>
+        </w:rPr>
+        <w:t>ра́зом</w:t>
+      </w:r>
+      <w:r>
+        <w:rPr>
+          <w:rFonts w:ascii="Times New Roman" w:hAnsi="Times New Roman"/>
+          <w:sz w:val="24"/>
+        </w:rPr>
+        <w:t xml:space="preserve">,* а я пройду́ </w:t>
+      </w:r>
+      <w:r>
+        <w:rPr>
+          <w:rFonts w:ascii="Times New Roman" w:hAnsi="Times New Roman"/>
+          <w:sz w:val="24"/>
+        </w:rPr>
+        <w:t>безпе́чно</w:t>
+      </w:r>
+      <w:r>
+        <w:rPr>
+          <w:rFonts w:ascii="Times New Roman" w:hAnsi="Times New Roman"/>
+          <w:sz w:val="24"/>
+        </w:rPr>
+        <w:t>.</w:t>
+      </w:r>
+    </w:p>
+    <w:p>
+      <w:pPr>
+        <w:pStyle w:val="a"/>
+        <w:spacing w:after="120"/>
+      </w:pPr>
+      <w:r>
         <w:rPr>
           <w:rFonts w:ascii="Times New Roman" w:hAnsi="Times New Roman"/>
           <w:b/>
           <w:i/>
           <w:color w:val="FF0000"/>
           <w:sz w:val="24"/>
-          <w:szCs w:val="24"/>
-        </w:rPr>
-      </w:pPr>
-      <w:r>
-        <w:rPr>
-          <w:rFonts w:ascii="Times New Roman" w:hAnsi="Times New Roman"/>
-          <w:b/>
-          <w:i/>
-          <w:color w:val="FF0000"/>
-          <w:sz w:val="24"/>
-          <w:szCs w:val="24"/>
         </w:rPr>
         <w:t>Псалом 141</w:t>
       </w:r>
     </w:p>
     <w:p>
       <w:pPr>
-        <w:spacing w:after="120"/>
-        <w:jc w:val="both"/>
-        <w:rPr>
-          <w:rFonts w:ascii="Times New Roman" w:hAnsi="Times New Roman"/>
-          <w:sz w:val="24"/>
-          <w:szCs w:val="24"/>
-        </w:rPr>
-      </w:pPr>
-      <w:r>
-        <w:rPr>
-          <w:rFonts w:ascii="Times New Roman" w:hAnsi="Times New Roman"/>
-          <w:sz w:val="24"/>
-          <w:szCs w:val="24"/>
-        </w:rPr>
-        <w:t>Я голосом моїм до Господа взиваю,* я голосом моїм до Господа молюся.</w:t>
-      </w:r>
-    </w:p>
-    <w:p>
-      <w:pPr>
-        <w:spacing w:after="120"/>
-        <w:jc w:val="both"/>
-        <w:rPr>
-          <w:rFonts w:ascii="Times New Roman" w:hAnsi="Times New Roman"/>
-          <w:sz w:val="24"/>
-          <w:szCs w:val="24"/>
-        </w:rPr>
-      </w:pPr>
-      <w:r>
-        <w:rPr>
-          <w:rFonts w:ascii="Times New Roman" w:hAnsi="Times New Roman"/>
-          <w:sz w:val="24"/>
-          <w:szCs w:val="24"/>
-        </w:rPr>
-        <w:t>Скаргу мою перед ним виливаю,* мою скруту йому я виявляю.</w:t>
-      </w:r>
-    </w:p>
-    <w:p>
-      <w:pPr>
-        <w:spacing w:after="120"/>
-        <w:jc w:val="both"/>
-        <w:rPr>
-          <w:rFonts w:ascii="Times New Roman" w:hAnsi="Times New Roman"/>
-          <w:sz w:val="24"/>
-          <w:szCs w:val="24"/>
-        </w:rPr>
-      </w:pPr>
-      <w:r>
-        <w:rPr>
-          <w:rFonts w:ascii="Times New Roman" w:hAnsi="Times New Roman"/>
-          <w:sz w:val="24"/>
-          <w:szCs w:val="24"/>
-        </w:rPr>
-        <w:t>Коли тривожиться в мені дух мій, ти знаєш мою стежку.* На дорозі, де я ступаю, тайно розстав</w:t>
-      </w:r>
-      <w:r>
-        <w:rPr>
-          <w:rFonts w:ascii="Times New Roman" w:hAnsi="Times New Roman"/>
-          <w:sz w:val="24"/>
-          <w:szCs w:val="24"/>
-        </w:rPr>
-        <w:t>или сильце на мене.</w:t>
-      </w:r>
-    </w:p>
-    <w:p>
-      <w:pPr>
-        <w:spacing w:after="120"/>
-        <w:jc w:val="both"/>
-        <w:rPr>
-          <w:rFonts w:ascii="Times New Roman" w:hAnsi="Times New Roman"/>
-          <w:sz w:val="24"/>
-          <w:szCs w:val="24"/>
-        </w:rPr>
-      </w:pPr>
-      <w:r>
-        <w:rPr>
-          <w:rFonts w:ascii="Times New Roman" w:hAnsi="Times New Roman"/>
-          <w:sz w:val="24"/>
-          <w:szCs w:val="24"/>
-        </w:rPr>
-        <w:t>Поглянь праворуч і подивися:* нема нікого, хто дбав би за мене.</w:t>
-      </w:r>
-    </w:p>
-    <w:p>
-      <w:pPr>
-        <w:spacing w:after="120"/>
-        <w:jc w:val="both"/>
-        <w:rPr>
-          <w:rFonts w:ascii="Times New Roman" w:hAnsi="Times New Roman"/>
-          <w:sz w:val="24"/>
-          <w:szCs w:val="24"/>
-        </w:rPr>
-      </w:pPr>
-      <w:r>
-        <w:rPr>
-          <w:rFonts w:ascii="Times New Roman" w:hAnsi="Times New Roman"/>
-          <w:sz w:val="24"/>
-          <w:szCs w:val="24"/>
-        </w:rPr>
-        <w:t>Нема куди мені втікати,* нема нікого, хто піклувався би мною.</w:t>
-      </w:r>
-    </w:p>
-    <w:p>
-      <w:pPr>
-        <w:spacing w:after="120"/>
-        <w:jc w:val="both"/>
-        <w:rPr>
-          <w:rFonts w:ascii="Times New Roman" w:hAnsi="Times New Roman"/>
-          <w:sz w:val="24"/>
-          <w:szCs w:val="24"/>
-        </w:rPr>
-      </w:pPr>
-      <w:r>
-        <w:rPr>
-          <w:rFonts w:ascii="Times New Roman" w:eastAsia="Gungsuh" w:hAnsi="Times New Roman"/>
-          <w:sz w:val="24"/>
-          <w:szCs w:val="24"/>
-        </w:rPr>
-        <w:t>До тебе, Господи, взиваю й кажу:* Ти моє прибіжище, в землі живих ти − моя доля!</w:t>
-      </w:r>
-    </w:p>
-    <w:p>
-      <w:pPr>
-        <w:spacing w:after="120"/>
-        <w:jc w:val="both"/>
-        <w:rPr>
-          <w:rFonts w:ascii="Times New Roman" w:hAnsi="Times New Roman"/>
-          <w:sz w:val="24"/>
-          <w:szCs w:val="24"/>
-        </w:rPr>
-      </w:pPr>
-      <w:r>
-        <w:rPr>
-          <w:rFonts w:ascii="Times New Roman" w:hAnsi="Times New Roman"/>
-          <w:sz w:val="24"/>
-          <w:szCs w:val="24"/>
-        </w:rPr>
-        <w:t>Зверни увагу на моє благанн</w:t>
-      </w:r>
-      <w:r>
-        <w:rPr>
-          <w:rFonts w:ascii="Times New Roman" w:hAnsi="Times New Roman"/>
-          <w:sz w:val="24"/>
-          <w:szCs w:val="24"/>
-        </w:rPr>
-        <w:t>я,* бо я вельми нещасний.</w:t>
-      </w:r>
-    </w:p>
-    <w:p>
-      <w:pPr>
-        <w:spacing w:after="120"/>
-        <w:jc w:val="both"/>
-        <w:rPr>
-          <w:rFonts w:ascii="Times New Roman" w:hAnsi="Times New Roman"/>
-          <w:sz w:val="24"/>
-          <w:szCs w:val="24"/>
-        </w:rPr>
-      </w:pPr>
-      <w:r>
-        <w:rPr>
-          <w:rFonts w:ascii="Times New Roman" w:hAnsi="Times New Roman"/>
-          <w:sz w:val="24"/>
-          <w:szCs w:val="24"/>
-        </w:rPr>
-        <w:t>Спаси мене від гонителів моїх,* бо вони сильніші від мене.</w:t>
+        <w:pStyle w:val="a"/>
+        <w:spacing w:after="120"/>
+      </w:pPr>
+      <w:r>
+        <w:rPr>
+          <w:rFonts w:ascii="Times New Roman" w:hAnsi="Times New Roman"/>
+          <w:sz w:val="24"/>
+        </w:rPr>
+        <w:t xml:space="preserve">Я </w:t>
+      </w:r>
+      <w:r>
+        <w:rPr>
+          <w:rFonts w:ascii="Times New Roman" w:hAnsi="Times New Roman"/>
+          <w:sz w:val="24"/>
+        </w:rPr>
+        <w:t>го́лосом</w:t>
+      </w:r>
+      <w:r>
+        <w:rPr>
+          <w:rFonts w:ascii="Times New Roman" w:hAnsi="Times New Roman"/>
+          <w:sz w:val="24"/>
+        </w:rPr>
+        <w:t xml:space="preserve"> </w:t>
+      </w:r>
+      <w:r>
+        <w:rPr>
+          <w:rFonts w:ascii="Times New Roman" w:hAnsi="Times New Roman"/>
+          <w:sz w:val="24"/>
+        </w:rPr>
+        <w:t>мої́м</w:t>
+      </w:r>
+      <w:r>
+        <w:rPr>
+          <w:rFonts w:ascii="Times New Roman" w:hAnsi="Times New Roman"/>
+          <w:sz w:val="24"/>
+        </w:rPr>
+        <w:t xml:space="preserve"> до </w:t>
+      </w:r>
+      <w:r>
+        <w:rPr>
+          <w:rFonts w:ascii="Times New Roman" w:hAnsi="Times New Roman"/>
+          <w:sz w:val="24"/>
+        </w:rPr>
+        <w:t>Го́спода</w:t>
+      </w:r>
+      <w:r>
+        <w:rPr>
+          <w:rFonts w:ascii="Times New Roman" w:hAnsi="Times New Roman"/>
+          <w:sz w:val="24"/>
+        </w:rPr>
+        <w:t xml:space="preserve"> </w:t>
+      </w:r>
+      <w:r>
+        <w:rPr>
+          <w:rFonts w:ascii="Times New Roman" w:hAnsi="Times New Roman"/>
+          <w:sz w:val="24"/>
+        </w:rPr>
+        <w:t>взива́ю</w:t>
+      </w:r>
+      <w:r>
+        <w:rPr>
+          <w:rFonts w:ascii="Times New Roman" w:hAnsi="Times New Roman"/>
+          <w:sz w:val="24"/>
+        </w:rPr>
+        <w:t xml:space="preserve">,* я </w:t>
+      </w:r>
+      <w:r>
+        <w:rPr>
+          <w:rFonts w:ascii="Times New Roman" w:hAnsi="Times New Roman"/>
+          <w:sz w:val="24"/>
+        </w:rPr>
+        <w:t>го́лосом</w:t>
+      </w:r>
+      <w:r>
+        <w:rPr>
+          <w:rFonts w:ascii="Times New Roman" w:hAnsi="Times New Roman"/>
+          <w:sz w:val="24"/>
+        </w:rPr>
+        <w:t xml:space="preserve"> </w:t>
+      </w:r>
+      <w:r>
+        <w:rPr>
+          <w:rFonts w:ascii="Times New Roman" w:hAnsi="Times New Roman"/>
+          <w:sz w:val="24"/>
+        </w:rPr>
+        <w:t>мої́м</w:t>
+      </w:r>
+      <w:r>
+        <w:rPr>
+          <w:rFonts w:ascii="Times New Roman" w:hAnsi="Times New Roman"/>
+          <w:sz w:val="24"/>
+        </w:rPr>
+        <w:t xml:space="preserve"> до </w:t>
+      </w:r>
+      <w:r>
+        <w:rPr>
+          <w:rFonts w:ascii="Times New Roman" w:hAnsi="Times New Roman"/>
+          <w:sz w:val="24"/>
+        </w:rPr>
+        <w:t>Го́спода</w:t>
+      </w:r>
+      <w:r>
+        <w:rPr>
+          <w:rFonts w:ascii="Times New Roman" w:hAnsi="Times New Roman"/>
+          <w:sz w:val="24"/>
+        </w:rPr>
+        <w:t xml:space="preserve"> </w:t>
+      </w:r>
+      <w:r>
+        <w:rPr>
+          <w:rFonts w:ascii="Times New Roman" w:hAnsi="Times New Roman"/>
+          <w:sz w:val="24"/>
+        </w:rPr>
+        <w:t>молю́ся</w:t>
+      </w:r>
+      <w:r>
+        <w:rPr>
+          <w:rFonts w:ascii="Times New Roman" w:hAnsi="Times New Roman"/>
+          <w:sz w:val="24"/>
+        </w:rPr>
+        <w:t>.</w:t>
+      </w:r>
+    </w:p>
+    <w:p>
+      <w:pPr>
+        <w:pStyle w:val="a"/>
+        <w:spacing w:after="120"/>
+      </w:pPr>
+      <w:r>
+        <w:rPr>
+          <w:rFonts w:ascii="Times New Roman" w:hAnsi="Times New Roman"/>
+          <w:sz w:val="24"/>
+        </w:rPr>
+        <w:t>Ска́ргу</w:t>
+      </w:r>
+      <w:r>
+        <w:rPr>
+          <w:rFonts w:ascii="Times New Roman" w:hAnsi="Times New Roman"/>
+          <w:sz w:val="24"/>
+        </w:rPr>
+        <w:t xml:space="preserve"> мою́ </w:t>
+      </w:r>
+      <w:r>
+        <w:rPr>
+          <w:rFonts w:ascii="Times New Roman" w:hAnsi="Times New Roman"/>
+          <w:sz w:val="24"/>
+        </w:rPr>
+        <w:t>пе́ред</w:t>
+      </w:r>
+      <w:r>
+        <w:rPr>
+          <w:rFonts w:ascii="Times New Roman" w:hAnsi="Times New Roman"/>
+          <w:sz w:val="24"/>
+        </w:rPr>
+        <w:t xml:space="preserve"> Ним </w:t>
+      </w:r>
+      <w:r>
+        <w:rPr>
+          <w:rFonts w:ascii="Times New Roman" w:hAnsi="Times New Roman"/>
+          <w:sz w:val="24"/>
+        </w:rPr>
+        <w:t>вилива́ю</w:t>
+      </w:r>
+      <w:r>
+        <w:rPr>
+          <w:rFonts w:ascii="Times New Roman" w:hAnsi="Times New Roman"/>
+          <w:sz w:val="24"/>
+        </w:rPr>
+        <w:t xml:space="preserve">,* мою́ </w:t>
+      </w:r>
+      <w:r>
+        <w:rPr>
+          <w:rFonts w:ascii="Times New Roman" w:hAnsi="Times New Roman"/>
+          <w:sz w:val="24"/>
+        </w:rPr>
+        <w:t>скру́ту</w:t>
+      </w:r>
+      <w:r>
+        <w:rPr>
+          <w:rFonts w:ascii="Times New Roman" w:hAnsi="Times New Roman"/>
+          <w:sz w:val="24"/>
+        </w:rPr>
+        <w:t xml:space="preserve"> Йому́ я </w:t>
+      </w:r>
+      <w:r>
+        <w:rPr>
+          <w:rFonts w:ascii="Times New Roman" w:hAnsi="Times New Roman"/>
+          <w:sz w:val="24"/>
+        </w:rPr>
+        <w:t>виявля́ю</w:t>
+      </w:r>
+      <w:r>
+        <w:rPr>
+          <w:rFonts w:ascii="Times New Roman" w:hAnsi="Times New Roman"/>
+          <w:sz w:val="24"/>
+        </w:rPr>
+        <w:t>.</w:t>
+      </w:r>
+    </w:p>
+    <w:p>
+      <w:pPr>
+        <w:pStyle w:val="a"/>
+        <w:spacing w:after="120"/>
+      </w:pPr>
+      <w:r>
+        <w:rPr>
+          <w:rFonts w:ascii="Times New Roman" w:hAnsi="Times New Roman"/>
+          <w:sz w:val="24"/>
+        </w:rPr>
+        <w:t xml:space="preserve">Коли́ </w:t>
+      </w:r>
+      <w:r>
+        <w:rPr>
+          <w:rFonts w:ascii="Times New Roman" w:hAnsi="Times New Roman"/>
+          <w:sz w:val="24"/>
+        </w:rPr>
+        <w:t>триво́житься</w:t>
+      </w:r>
+      <w:r>
+        <w:rPr>
+          <w:rFonts w:ascii="Times New Roman" w:hAnsi="Times New Roman"/>
+          <w:sz w:val="24"/>
+        </w:rPr>
+        <w:t xml:space="preserve"> в мені́ дух мій, Ти </w:t>
+      </w:r>
+      <w:r>
+        <w:rPr>
+          <w:rFonts w:ascii="Times New Roman" w:hAnsi="Times New Roman"/>
+          <w:sz w:val="24"/>
+        </w:rPr>
+        <w:t>знає́ш</w:t>
+      </w:r>
+      <w:r>
+        <w:rPr>
+          <w:rFonts w:ascii="Times New Roman" w:hAnsi="Times New Roman"/>
+          <w:sz w:val="24"/>
+        </w:rPr>
+        <w:t xml:space="preserve"> мою́ сте́жку.* На </w:t>
+      </w:r>
+      <w:r>
+        <w:rPr>
+          <w:rFonts w:ascii="Times New Roman" w:hAnsi="Times New Roman"/>
+          <w:sz w:val="24"/>
+        </w:rPr>
+        <w:t>доро́зі</w:t>
+      </w:r>
+      <w:r>
+        <w:rPr>
+          <w:rFonts w:ascii="Times New Roman" w:hAnsi="Times New Roman"/>
+          <w:sz w:val="24"/>
+        </w:rPr>
+        <w:t xml:space="preserve">, де я </w:t>
+      </w:r>
+      <w:r>
+        <w:rPr>
+          <w:rFonts w:ascii="Times New Roman" w:hAnsi="Times New Roman"/>
+          <w:sz w:val="24"/>
+        </w:rPr>
+        <w:t>ступа́ю</w:t>
+      </w:r>
+      <w:r>
+        <w:rPr>
+          <w:rFonts w:ascii="Times New Roman" w:hAnsi="Times New Roman"/>
+          <w:sz w:val="24"/>
+        </w:rPr>
+        <w:t xml:space="preserve">, </w:t>
+      </w:r>
+      <w:r>
+        <w:rPr>
+          <w:rFonts w:ascii="Times New Roman" w:hAnsi="Times New Roman"/>
+          <w:sz w:val="24"/>
+        </w:rPr>
+        <w:t>та́йно</w:t>
+      </w:r>
+      <w:r>
+        <w:rPr>
+          <w:rFonts w:ascii="Times New Roman" w:hAnsi="Times New Roman"/>
+          <w:sz w:val="24"/>
+        </w:rPr>
+        <w:t xml:space="preserve"> </w:t>
+      </w:r>
+      <w:r>
+        <w:rPr>
+          <w:rFonts w:ascii="Times New Roman" w:hAnsi="Times New Roman"/>
+          <w:sz w:val="24"/>
+        </w:rPr>
+        <w:t>розста́вили</w:t>
+      </w:r>
+      <w:r>
+        <w:rPr>
+          <w:rFonts w:ascii="Times New Roman" w:hAnsi="Times New Roman"/>
+          <w:sz w:val="24"/>
+        </w:rPr>
+        <w:t xml:space="preserve"> сильце́ на </w:t>
+      </w:r>
+      <w:r>
+        <w:rPr>
+          <w:rFonts w:ascii="Times New Roman" w:hAnsi="Times New Roman"/>
+          <w:sz w:val="24"/>
+        </w:rPr>
+        <w:t>ме́не</w:t>
+      </w:r>
+      <w:r>
+        <w:rPr>
+          <w:rFonts w:ascii="Times New Roman" w:hAnsi="Times New Roman"/>
+          <w:sz w:val="24"/>
+        </w:rPr>
+        <w:t>.</w:t>
+      </w:r>
+    </w:p>
+    <w:p>
+      <w:pPr>
+        <w:pStyle w:val="a"/>
+        <w:spacing w:after="120"/>
+      </w:pPr>
+      <w:r>
+        <w:rPr>
+          <w:rFonts w:ascii="Times New Roman" w:hAnsi="Times New Roman"/>
+          <w:sz w:val="24"/>
+        </w:rPr>
+        <w:t>Погля́нь</w:t>
+      </w:r>
+      <w:r>
+        <w:rPr>
+          <w:rFonts w:ascii="Times New Roman" w:hAnsi="Times New Roman"/>
+          <w:sz w:val="24"/>
+        </w:rPr>
+        <w:t xml:space="preserve"> </w:t>
+      </w:r>
+      <w:r>
+        <w:rPr>
+          <w:rFonts w:ascii="Times New Roman" w:hAnsi="Times New Roman"/>
+          <w:sz w:val="24"/>
+        </w:rPr>
+        <w:t>право́руч</w:t>
+      </w:r>
+      <w:r>
+        <w:rPr>
+          <w:rFonts w:ascii="Times New Roman" w:hAnsi="Times New Roman"/>
+          <w:sz w:val="24"/>
+        </w:rPr>
+        <w:t xml:space="preserve"> і </w:t>
+      </w:r>
+      <w:r>
+        <w:rPr>
+          <w:rFonts w:ascii="Times New Roman" w:hAnsi="Times New Roman"/>
+          <w:sz w:val="24"/>
+        </w:rPr>
+        <w:t>подиви́ся</w:t>
+      </w:r>
+      <w:r>
+        <w:rPr>
+          <w:rFonts w:ascii="Times New Roman" w:hAnsi="Times New Roman"/>
+          <w:sz w:val="24"/>
+        </w:rPr>
+        <w:t xml:space="preserve">:* нема́ </w:t>
+      </w:r>
+      <w:r>
+        <w:rPr>
+          <w:rFonts w:ascii="Times New Roman" w:hAnsi="Times New Roman"/>
+          <w:sz w:val="24"/>
+        </w:rPr>
+        <w:t>ніко́го</w:t>
+      </w:r>
+      <w:r>
+        <w:rPr>
+          <w:rFonts w:ascii="Times New Roman" w:hAnsi="Times New Roman"/>
+          <w:sz w:val="24"/>
+        </w:rPr>
+        <w:t xml:space="preserve">, хто дбав би за </w:t>
+      </w:r>
+      <w:r>
+        <w:rPr>
+          <w:rFonts w:ascii="Times New Roman" w:hAnsi="Times New Roman"/>
+          <w:sz w:val="24"/>
+        </w:rPr>
+        <w:t>ме́не</w:t>
+      </w:r>
+      <w:r>
+        <w:rPr>
+          <w:rFonts w:ascii="Times New Roman" w:hAnsi="Times New Roman"/>
+          <w:sz w:val="24"/>
+        </w:rPr>
+        <w:t>.</w:t>
+      </w:r>
+    </w:p>
+    <w:p>
+      <w:pPr>
+        <w:pStyle w:val="a"/>
+        <w:spacing w:after="120"/>
+      </w:pPr>
+      <w:r>
+        <w:rPr>
+          <w:rFonts w:ascii="Times New Roman" w:hAnsi="Times New Roman"/>
+          <w:sz w:val="24"/>
+        </w:rPr>
+        <w:t xml:space="preserve">Нема́ куди́ мені́ </w:t>
+      </w:r>
+      <w:r>
+        <w:rPr>
+          <w:rFonts w:ascii="Times New Roman" w:hAnsi="Times New Roman"/>
+          <w:sz w:val="24"/>
+        </w:rPr>
+        <w:t>втіка́ти</w:t>
+      </w:r>
+      <w:r>
+        <w:rPr>
+          <w:rFonts w:ascii="Times New Roman" w:hAnsi="Times New Roman"/>
+          <w:sz w:val="24"/>
+        </w:rPr>
+        <w:t xml:space="preserve">,* нема́ </w:t>
+      </w:r>
+      <w:r>
+        <w:rPr>
+          <w:rFonts w:ascii="Times New Roman" w:hAnsi="Times New Roman"/>
+          <w:sz w:val="24"/>
+        </w:rPr>
+        <w:t>ніко́го</w:t>
+      </w:r>
+      <w:r>
+        <w:rPr>
+          <w:rFonts w:ascii="Times New Roman" w:hAnsi="Times New Roman"/>
+          <w:sz w:val="24"/>
+        </w:rPr>
+        <w:t xml:space="preserve">, хто </w:t>
+      </w:r>
+      <w:r>
+        <w:rPr>
+          <w:rFonts w:ascii="Times New Roman" w:hAnsi="Times New Roman"/>
+          <w:sz w:val="24"/>
+        </w:rPr>
+        <w:t>піклува́вся</w:t>
+      </w:r>
+      <w:r>
+        <w:rPr>
+          <w:rFonts w:ascii="Times New Roman" w:hAnsi="Times New Roman"/>
+          <w:sz w:val="24"/>
+        </w:rPr>
+        <w:t xml:space="preserve"> би </w:t>
+      </w:r>
+      <w:r>
+        <w:rPr>
+          <w:rFonts w:ascii="Times New Roman" w:hAnsi="Times New Roman"/>
+          <w:sz w:val="24"/>
+        </w:rPr>
+        <w:t>мно́ю</w:t>
+      </w:r>
+      <w:r>
+        <w:rPr>
+          <w:rFonts w:ascii="Times New Roman" w:hAnsi="Times New Roman"/>
+          <w:sz w:val="24"/>
+        </w:rPr>
+        <w:t>.</w:t>
+      </w:r>
+    </w:p>
+    <w:p>
+      <w:pPr>
+        <w:pStyle w:val="a"/>
+        <w:spacing w:after="120"/>
+      </w:pPr>
+      <w:r>
+        <w:rPr>
+          <w:rFonts w:ascii="Times New Roman" w:hAnsi="Times New Roman"/>
+          <w:sz w:val="24"/>
+        </w:rPr>
+        <w:t xml:space="preserve">До </w:t>
+      </w:r>
+      <w:r>
+        <w:rPr>
+          <w:rFonts w:ascii="Times New Roman" w:hAnsi="Times New Roman"/>
+          <w:sz w:val="24"/>
+        </w:rPr>
+        <w:t>Те́бе</w:t>
+      </w:r>
+      <w:r>
+        <w:rPr>
+          <w:rFonts w:ascii="Times New Roman" w:hAnsi="Times New Roman"/>
+          <w:sz w:val="24"/>
+        </w:rPr>
+        <w:t xml:space="preserve">, </w:t>
+      </w:r>
+      <w:r>
+        <w:rPr>
+          <w:rFonts w:ascii="Times New Roman" w:hAnsi="Times New Roman"/>
+          <w:sz w:val="24"/>
+        </w:rPr>
+        <w:t>Го́споди</w:t>
+      </w:r>
+      <w:r>
+        <w:rPr>
+          <w:rFonts w:ascii="Times New Roman" w:hAnsi="Times New Roman"/>
+          <w:sz w:val="24"/>
+        </w:rPr>
+        <w:t xml:space="preserve">, </w:t>
+      </w:r>
+      <w:r>
+        <w:rPr>
+          <w:rFonts w:ascii="Times New Roman" w:hAnsi="Times New Roman"/>
+          <w:sz w:val="24"/>
+        </w:rPr>
+        <w:t>взива́ю</w:t>
+      </w:r>
+      <w:r>
+        <w:rPr>
+          <w:rFonts w:ascii="Times New Roman" w:hAnsi="Times New Roman"/>
+          <w:sz w:val="24"/>
+        </w:rPr>
+        <w:t xml:space="preserve"> й кажу́:* Ти моє́ </w:t>
+      </w:r>
+      <w:r>
+        <w:rPr>
+          <w:rFonts w:ascii="Times New Roman" w:hAnsi="Times New Roman"/>
+          <w:sz w:val="24"/>
+        </w:rPr>
+        <w:t>прибі́жище</w:t>
+      </w:r>
+      <w:r>
+        <w:rPr>
+          <w:rFonts w:ascii="Times New Roman" w:hAnsi="Times New Roman"/>
+          <w:sz w:val="24"/>
+        </w:rPr>
+        <w:t xml:space="preserve">, в землі́ </w:t>
+      </w:r>
+      <w:r>
+        <w:rPr>
+          <w:rFonts w:ascii="Times New Roman" w:hAnsi="Times New Roman"/>
+          <w:sz w:val="24"/>
+        </w:rPr>
+        <w:t>живи́х</w:t>
+      </w:r>
+      <w:r>
+        <w:rPr>
+          <w:rFonts w:ascii="Times New Roman" w:hAnsi="Times New Roman"/>
+          <w:sz w:val="24"/>
+        </w:rPr>
+        <w:t xml:space="preserve"> Ти − моя́ </w:t>
+      </w:r>
+      <w:r>
+        <w:rPr>
+          <w:rFonts w:ascii="Times New Roman" w:hAnsi="Times New Roman"/>
+          <w:sz w:val="24"/>
+        </w:rPr>
+        <w:t>до́ля</w:t>
+      </w:r>
+      <w:r>
+        <w:rPr>
+          <w:rFonts w:ascii="Times New Roman" w:hAnsi="Times New Roman"/>
+          <w:sz w:val="24"/>
+        </w:rPr>
+        <w:t>!</w:t>
+      </w:r>
+    </w:p>
+    <w:p>
+      <w:pPr>
+        <w:pStyle w:val="a"/>
+        <w:spacing w:after="120"/>
+      </w:pPr>
+      <w:r>
+        <w:rPr>
+          <w:rFonts w:ascii="Times New Roman" w:hAnsi="Times New Roman"/>
+          <w:sz w:val="24"/>
+        </w:rPr>
+        <w:t xml:space="preserve">Зверни́ </w:t>
+      </w:r>
+      <w:r>
+        <w:rPr>
+          <w:rFonts w:ascii="Times New Roman" w:hAnsi="Times New Roman"/>
+          <w:sz w:val="24"/>
+        </w:rPr>
+        <w:t>ува́гу</w:t>
+      </w:r>
+      <w:r>
+        <w:rPr>
+          <w:rFonts w:ascii="Times New Roman" w:hAnsi="Times New Roman"/>
+          <w:sz w:val="24"/>
+        </w:rPr>
+        <w:t xml:space="preserve"> на моє́ </w:t>
+      </w:r>
+      <w:r>
+        <w:rPr>
+          <w:rFonts w:ascii="Times New Roman" w:hAnsi="Times New Roman"/>
+          <w:sz w:val="24"/>
+        </w:rPr>
+        <w:t>блага́ння</w:t>
+      </w:r>
+      <w:r>
+        <w:rPr>
+          <w:rFonts w:ascii="Times New Roman" w:hAnsi="Times New Roman"/>
+          <w:sz w:val="24"/>
+        </w:rPr>
+        <w:t xml:space="preserve">,* бо я </w:t>
+      </w:r>
+      <w:r>
+        <w:rPr>
+          <w:rFonts w:ascii="Times New Roman" w:hAnsi="Times New Roman"/>
+          <w:sz w:val="24"/>
+        </w:rPr>
+        <w:t>ве́льми</w:t>
+      </w:r>
+      <w:r>
+        <w:rPr>
+          <w:rFonts w:ascii="Times New Roman" w:hAnsi="Times New Roman"/>
+          <w:sz w:val="24"/>
+        </w:rPr>
+        <w:t xml:space="preserve"> </w:t>
+      </w:r>
+      <w:r>
+        <w:rPr>
+          <w:rFonts w:ascii="Times New Roman" w:hAnsi="Times New Roman"/>
+          <w:sz w:val="24"/>
+        </w:rPr>
+        <w:t>неща́сний</w:t>
+      </w:r>
+      <w:r>
+        <w:rPr>
+          <w:rFonts w:ascii="Times New Roman" w:hAnsi="Times New Roman"/>
+          <w:sz w:val="24"/>
+        </w:rPr>
+        <w:t>.</w:t>
+      </w:r>
+    </w:p>
+    <w:p>
+      <w:pPr>
+        <w:pStyle w:val="a"/>
+        <w:spacing w:after="120"/>
+      </w:pPr>
+      <w:r>
+        <w:rPr>
+          <w:rFonts w:ascii="Times New Roman" w:hAnsi="Times New Roman"/>
+          <w:sz w:val="24"/>
+        </w:rPr>
+        <w:t xml:space="preserve">Спаси́ мене́ від </w:t>
+      </w:r>
+      <w:r>
+        <w:rPr>
+          <w:rFonts w:ascii="Times New Roman" w:hAnsi="Times New Roman"/>
+          <w:sz w:val="24"/>
+        </w:rPr>
+        <w:t>гони́телів</w:t>
+      </w:r>
+      <w:r>
+        <w:rPr>
+          <w:rFonts w:ascii="Times New Roman" w:hAnsi="Times New Roman"/>
+          <w:sz w:val="24"/>
+        </w:rPr>
+        <w:t xml:space="preserve"> </w:t>
+      </w:r>
+      <w:r>
+        <w:rPr>
+          <w:rFonts w:ascii="Times New Roman" w:hAnsi="Times New Roman"/>
+          <w:sz w:val="24"/>
+        </w:rPr>
+        <w:t>мої́х</w:t>
+      </w:r>
+      <w:r>
+        <w:rPr>
+          <w:rFonts w:ascii="Times New Roman" w:hAnsi="Times New Roman"/>
+          <w:sz w:val="24"/>
+        </w:rPr>
+        <w:t xml:space="preserve">,* бо вони́ </w:t>
+      </w:r>
+      <w:r>
+        <w:rPr>
+          <w:rFonts w:ascii="Times New Roman" w:hAnsi="Times New Roman"/>
+          <w:sz w:val="24"/>
+        </w:rPr>
+        <w:t>сильні́ші</w:t>
+      </w:r>
+      <w:r>
+        <w:rPr>
+          <w:rFonts w:ascii="Times New Roman" w:hAnsi="Times New Roman"/>
+          <w:sz w:val="24"/>
+        </w:rPr>
+        <w:t xml:space="preserve"> від </w:t>
+      </w:r>
+      <w:r>
+        <w:rPr>
+          <w:rFonts w:ascii="Times New Roman" w:hAnsi="Times New Roman"/>
+          <w:sz w:val="24"/>
+        </w:rPr>
+        <w:t>ме́не</w:t>
+      </w:r>
+      <w:r>
+        <w:rPr>
+          <w:rFonts w:ascii="Times New Roman" w:hAnsi="Times New Roman"/>
+          <w:sz w:val="24"/>
+        </w:rPr>
+        <w:t>.</w:t>
       </w:r>
     </w:p>
     <w:p>
@@ -7278,7 +8727,7 @@
           <w:sz w:val="24"/>
           <w:szCs w:val="24"/>
         </w:rPr>
-        <w:t>(г. 4, подібний: Покликаний був ти):</w:t>
+        <w:t>(г. 4, подібний: Покликаний був ти):</w:t>
       </w:r>
       <w:r>
         <w:rPr>
@@ -7501,7 +8950,7 @@
           <w:sz w:val="24"/>
           <w:szCs w:val="24"/>
         </w:rPr>
-        <w:t xml:space="preserve">(г. 1, подібний: Преславні мученики): </w:t>
+        <w:t xml:space="preserve">(г. 1, подібний: Преславні мученики): </w:t>
       </w:r>
       <w:r>
         <w:rPr>
@@ -8837,7 +10286,7 @@
           <w:sz w:val="24"/>
           <w:szCs w:val="24"/>
         </w:rPr>
-        <w:t>Бо Ти – Бог милости, ласк і людинолюбности, і Тобі славу віддаємо, Отцю, і Сину, і Святому Духові, нині, і повсякчас, і на віки віків.</w:t>
+        <w:t>Бо Ти – Бог милости, ласк і людинолюбности, і Тобі славу віддаємо, Отцю, і Сину, і Святому Духові, нині, і повсякчас, і на віки віків.</w:t>
       </w:r>
     </w:p>
     <w:p>
@@ -9554,48 +11003,35 @@
     </w:p>
     <w:p>
       <w:pPr>
-        <w:spacing w:after="120"/>
-        <w:jc w:val="both"/>
-        <w:rPr>
-          <w:rFonts w:ascii="Times New Roman" w:hAnsi="Times New Roman"/>
-          <w:sz w:val="24"/>
-          <w:szCs w:val="24"/>
-        </w:rPr>
-      </w:pPr>
-      <w:r>
-        <w:rPr>
-          <w:rFonts w:ascii="Times New Roman" w:hAnsi="Times New Roman"/>
-          <w:sz w:val="24"/>
-          <w:szCs w:val="24"/>
-        </w:rPr>
-        <w:t xml:space="preserve">Святий Боже, святий Кріпкий, святий Безсмертний, помилуй нас </w:t>
-      </w:r>
-      <w:r>
-        <w:rPr>
-          <w:rFonts w:ascii="Times New Roman" w:hAnsi="Times New Roman"/>
-          <w:i/>
-          <w:color w:val="FF0000"/>
-          <w:sz w:val="24"/>
-          <w:szCs w:val="24"/>
-        </w:rPr>
-        <w:t>(3 р.)</w:t>
-      </w:r>
-    </w:p>
-    <w:p>
-      <w:pPr>
-        <w:spacing w:after="120"/>
-        <w:jc w:val="both"/>
-        <w:rPr>
-          <w:rFonts w:ascii="Times New Roman" w:hAnsi="Times New Roman"/>
-          <w:sz w:val="24"/>
-          <w:szCs w:val="24"/>
-        </w:rPr>
-      </w:pPr>
-      <w:r>
-        <w:rPr>
-          <w:rFonts w:ascii="Times New Roman" w:hAnsi="Times New Roman"/>
-          <w:sz w:val="24"/>
-          <w:szCs w:val="24"/>
+        <w:pStyle w:val="a"/>
+        <w:spacing w:after="120"/>
+      </w:pPr>
+      <w:r>
+        <w:rPr>
+          <w:rFonts w:ascii="Times New Roman" w:hAnsi="Times New Roman"/>
+          <w:sz w:val="24"/>
+        </w:rPr>
+        <w:t xml:space="preserve">Святий Боже, святий Кріпкий, святий Безсмертний, помилуй нас. </w:t>
+      </w:r>
+      <w:r>
+        <w:rPr>
+          <w:rFonts w:ascii="Times New Roman" w:hAnsi="Times New Roman"/>
+          <w:i/>
+          <w:color w:val="FF0000"/>
+          <w:sz w:val="24"/>
+        </w:rPr>
+        <w:t>(3 р.)</w:t>
+      </w:r>
+    </w:p>
+    <w:p>
+      <w:pPr>
+        <w:pStyle w:val="a"/>
+        <w:spacing w:after="120"/>
+      </w:pPr>
+      <w:r>
+        <w:rPr>
+          <w:rFonts w:ascii="Times New Roman" w:hAnsi="Times New Roman"/>
+          <w:sz w:val="24"/>
         </w:rPr>
         <w:t>Слава Отцю, і Сину, і Святому Духові,* і нині і повсякчас, і на віки віків. Амінь.</w:t>
       </w:r>
@@ -9629,54 +11065,99 @@
     </w:p>
     <w:p>
       <w:pPr>
-        <w:spacing w:after="120"/>
-        <w:jc w:val="both"/>
-        <w:rPr>
-          <w:rFonts w:ascii="Times New Roman" w:hAnsi="Times New Roman"/>
-          <w:sz w:val="24"/>
-          <w:szCs w:val="24"/>
-        </w:rPr>
-      </w:pPr>
-      <w:r>
-        <w:rPr>
-          <w:rFonts w:ascii="Times New Roman" w:hAnsi="Times New Roman"/>
-          <w:sz w:val="24"/>
-          <w:szCs w:val="24"/>
-        </w:rPr>
-        <w:t xml:space="preserve">Господи, помилуй </w:t>
-      </w:r>
-      <w:r>
-        <w:rPr>
-          <w:rFonts w:ascii="Times New Roman" w:hAnsi="Times New Roman"/>
-          <w:i/>
-          <w:color w:val="FF0000"/>
-          <w:sz w:val="24"/>
-          <w:szCs w:val="24"/>
-        </w:rPr>
-        <w:t>(3 р.)</w:t>
-      </w:r>
-    </w:p>
-    <w:p>
-      <w:pPr>
-        <w:spacing w:after="120"/>
-        <w:rPr>
-          <w:rFonts w:ascii="Times New Roman" w:hAnsi="Times New Roman"/>
-        </w:rPr>
-      </w:pPr>
-      <w:r>
-        <w:rPr>
-          <w:rFonts w:ascii="Times New Roman" w:hAnsi="Times New Roman"/>
-          <w:sz w:val="24"/>
-          <w:szCs w:val="24"/>
-        </w:rPr>
-        <w:t>Слава Отцю, і Сину, і Святому Духові.* І</w:t>
+        <w:pStyle w:val="a"/>
+        <w:spacing w:after="120"/>
+      </w:pPr>
+      <w:r>
+        <w:rPr>
+          <w:rFonts w:ascii="Times New Roman" w:hAnsi="Times New Roman"/>
+          <w:sz w:val="24"/>
+        </w:rPr>
+        <w:t>Господи, помилуй</w:t>
+      </w:r>
+      <w:r>
+        <w:rPr>
+          <w:rFonts w:ascii="Times New Roman" w:hAnsi="Times New Roman"/>
+          <w:sz w:val="24"/>
+        </w:rPr>
+        <w:t>.</w:t>
+      </w:r>
+      <w:r>
+        <w:rPr>
+          <w:rFonts w:ascii="Times New Roman" w:hAnsi="Times New Roman"/>
+          <w:sz w:val="24"/>
+        </w:rPr>
+        <w:t xml:space="preserve"> </w:t>
+      </w:r>
+      <w:r>
+        <w:rPr>
+          <w:rFonts w:ascii="Times New Roman" w:hAnsi="Times New Roman"/>
+          <w:i/>
+          <w:color w:val="FF0000"/>
+          <w:sz w:val="24"/>
+        </w:rPr>
+        <w:t>(3 р.)</w:t>
+      </w:r>
+    </w:p>
+    <w:p>
+      <w:pPr>
+        <w:pStyle w:val="a"/>
+        <w:spacing w:after="120"/>
+      </w:pPr>
+      <w:r>
+        <w:rPr>
+          <w:rFonts w:ascii="Times New Roman" w:hAnsi="Times New Roman"/>
+          <w:sz w:val="24"/>
+        </w:rPr>
+        <w:t xml:space="preserve">Слава </w:t>
+      </w:r>
+      <w:r>
+        <w:rPr>
+          <w:rFonts w:ascii="Times New Roman" w:hAnsi="Times New Roman"/>
+          <w:sz w:val="24"/>
+        </w:rPr>
+        <w:t>Отцю</w:t>
+      </w:r>
+      <w:r>
+        <w:rPr>
+          <w:rFonts w:ascii="Times New Roman" w:hAnsi="Times New Roman"/>
+          <w:sz w:val="24"/>
+        </w:rPr>
+        <w:t xml:space="preserve">, і Сину, і Святому </w:t>
+      </w:r>
+      <w:r>
+        <w:rPr>
+          <w:rFonts w:ascii="Times New Roman" w:hAnsi="Times New Roman"/>
+          <w:sz w:val="24"/>
+        </w:rPr>
+        <w:t>Духові</w:t>
+      </w:r>
+      <w:r>
+        <w:rPr>
+          <w:rFonts w:ascii="Times New Roman" w:hAnsi="Times New Roman"/>
+          <w:sz w:val="24"/>
+        </w:rPr>
+        <w:t>,</w:t>
+      </w:r>
+      <w:r>
+        <w:rPr>
+          <w:rFonts w:ascii="Times New Roman" w:hAnsi="Times New Roman"/>
+          <w:sz w:val="24"/>
+        </w:rPr>
+        <w:t xml:space="preserve">* </w:t>
+      </w:r>
+      <w:r>
+        <w:rPr>
+          <w:rFonts w:ascii="Times New Roman" w:hAnsi="Times New Roman"/>
+          <w:sz w:val="24"/>
+        </w:rPr>
+        <w:t>і</w:t>
       </w:r>
       <w:r>
         <w:rPr>
           <w:rFonts w:ascii="Times New Roman" w:hAnsi="Times New Roman"/>
           <w:b/>
           <w:sz w:val="24"/>
-          <w:szCs w:val="24"/>
         </w:rPr>
         <w:t xml:space="preserve"> </w:t>
       </w:r>
@@ -9684,9 +11165,71 @@
         <w:rPr>
           <w:rFonts w:ascii="Times New Roman" w:hAnsi="Times New Roman"/>
           <w:sz w:val="24"/>
-          <w:szCs w:val="24"/>
-        </w:rPr>
-        <w:t>нині і повсякчас, і на віки віків. Амінь.</w:t>
+        </w:rPr>
+        <w:t>нині</w:t>
+      </w:r>
+      <w:r>
+        <w:rPr>
+          <w:rFonts w:ascii="Times New Roman" w:hAnsi="Times New Roman"/>
+          <w:sz w:val="24"/>
+        </w:rPr>
+        <w:t xml:space="preserve"> і </w:t>
+      </w:r>
+      <w:r>
+        <w:rPr>
+          <w:rFonts w:ascii="Times New Roman" w:hAnsi="Times New Roman"/>
+          <w:sz w:val="24"/>
+        </w:rPr>
+        <w:t>повсякчас</w:t>
+      </w:r>
+      <w:r>
+        <w:rPr>
+          <w:rFonts w:ascii="Times New Roman" w:hAnsi="Times New Roman"/>
+          <w:sz w:val="24"/>
+        </w:rPr>
+        <w:t xml:space="preserve">, і на </w:t>
+      </w:r>
+      <w:r>
+        <w:rPr>
+          <w:rFonts w:ascii="Times New Roman" w:hAnsi="Times New Roman"/>
+          <w:sz w:val="24"/>
+        </w:rPr>
+        <w:t>віки</w:t>
+      </w:r>
+      <w:r>
+        <w:rPr>
+          <w:rFonts w:ascii="Times New Roman" w:hAnsi="Times New Roman"/>
+          <w:sz w:val="24"/>
+        </w:rPr>
+        <w:t xml:space="preserve"> </w:t>
+      </w:r>
+      <w:r>
+        <w:rPr>
+          <w:rFonts w:ascii="Times New Roman" w:hAnsi="Times New Roman"/>
+          <w:sz w:val="24"/>
+        </w:rPr>
+        <w:t>віків</w:t>
+      </w:r>
+      <w:r>
+        <w:rPr>
+          <w:rFonts w:ascii="Times New Roman" w:hAnsi="Times New Roman"/>
+          <w:sz w:val="24"/>
+        </w:rPr>
+        <w:t xml:space="preserve">. </w:t>
+      </w:r>
+      <w:r>
+        <w:rPr>
+          <w:rFonts w:ascii="Times New Roman" w:hAnsi="Times New Roman"/>
+          <w:sz w:val="24"/>
+        </w:rPr>
+        <w:t>Амінь</w:t>
+      </w:r>
+      <w:r>
+        <w:rPr>
+          <w:rFonts w:ascii="Times New Roman" w:hAnsi="Times New Roman"/>
+          <w:sz w:val="24"/>
+        </w:rPr>
+        <w:t>.</w:t>
       </w:r>
     </w:p>
     <w:p>
@@ -9889,7 +11432,7 @@
           <w:sz w:val="24"/>
           <w:szCs w:val="24"/>
         </w:rPr>
-        <w:t xml:space="preserve">(г. 1) </w:t>
+        <w:t xml:space="preserve">(г. 1) </w:t>
       </w:r>
       <w:r>
         <w:rPr>
@@ -10505,7 +12048,7 @@
           <w:sz w:val="24"/>
           <w:szCs w:val="24"/>
         </w:rPr>
-        <w:t>(3 р.)</w:t>
+        <w:t>(3 р.)</w:t>
       </w:r>
       <w:r>
         <w:rPr>
@@ -10526,67 +12069,37 @@
       </w:r>
     </w:p>
     <w:p>
-      <w:pPr>
-        <w:spacing w:after="120"/>
-        <w:jc w:val="both"/>
-        <w:rPr>
-          <w:rFonts w:ascii="Times New Roman" w:hAnsi="Times New Roman"/>
-          <w:sz w:val="24"/>
-          <w:szCs w:val="24"/>
-        </w:rPr>
-      </w:pPr>
-      <w:r>
-        <w:rPr>
-          <w:rFonts w:ascii="Times New Roman" w:hAnsi="Times New Roman"/>
-          <w:i/>
-          <w:color w:val="FF0000"/>
-          <w:sz w:val="24"/>
-          <w:szCs w:val="24"/>
-        </w:rPr>
-        <w:t>Священник:</w:t>
-      </w:r>
-      <w:r>
-        <w:rPr>
-          <w:rFonts w:ascii="Times New Roman" w:hAnsi="Times New Roman"/>
-          <w:color w:val="FF0000"/>
-          <w:sz w:val="24"/>
-          <w:szCs w:val="24"/>
-        </w:rPr>
-        <w:t xml:space="preserve"> </w:t>
-      </w:r>
-      <w:r>
-        <w:rPr>
-          <w:rFonts w:ascii="Times New Roman" w:hAnsi="Times New Roman"/>
-          <w:sz w:val="24"/>
-          <w:szCs w:val="24"/>
-        </w:rPr>
-        <w:t xml:space="preserve">Христос, істинний Бог наш, молитвами пречистої своєї Матері, силою чесного і животворящого Хреста, похід з древом якого пам’ять днесь звершуємо, молитвами святих, славних і всехвальних </w:t>
-      </w:r>
-      <w:r>
-        <w:rPr>
-          <w:rFonts w:ascii="Times New Roman" w:hAnsi="Times New Roman"/>
-          <w:sz w:val="24"/>
-          <w:szCs w:val="24"/>
-        </w:rPr>
-        <w:t>апостолів, і святого (</w:t>
-      </w:r>
-      <w:r>
-        <w:rPr>
-          <w:rFonts w:ascii="Times New Roman" w:hAnsi="Times New Roman"/>
-          <w:i/>
-          <w:color w:val="FF0000"/>
-          <w:sz w:val="24"/>
-          <w:szCs w:val="24"/>
-        </w:rPr>
-        <w:t>ім'я, якого є храм</w:t>
-      </w:r>
-      <w:r>
-        <w:rPr>
-          <w:rFonts w:ascii="Times New Roman" w:hAnsi="Times New Roman"/>
-          <w:sz w:val="24"/>
-          <w:szCs w:val="24"/>
-        </w:rPr>
-        <w:t>), і святих сімох мучеників Макавеїв та їхньої матері Соломонії, і старця Єлеазара, і всіх святих, помилує і спасе нас, як благий і людинолюбний.</w:t>
+      <w:r>
+        <w:rPr>
+          <w:rFonts w:ascii="Times New Roman" w:hAnsi="Times New Roman"/>
+          <w:i/>
+          <w:color w:val="FF4400"/>
+          <w:sz w:val="24"/>
+        </w:rPr>
+        <w:t>Священик:</w:t>
+      </w:r>
+      <w:r>
+        <w:rPr>
+          <w:rFonts w:ascii="Times New Roman" w:hAnsi="Times New Roman"/>
+          <w:sz w:val="24"/>
+        </w:rPr>
+        <w:t xml:space="preserve"> Христос, істинний Бог наш - молитвами пречистої Своєї Матері, силою чесного і животворчого Xреста, що з його чесним Древом походу сьогодні пам'ять звершуємо, святих славних і всехвальних апостолів, святого, </w:t>
+      </w:r>
+      <w:r>
+        <w:rPr>
+          <w:rFonts w:ascii="Times New Roman" w:hAnsi="Times New Roman"/>
+          <w:i/>
+          <w:color w:val="FF4400"/>
+          <w:sz w:val="24"/>
+        </w:rPr>
+        <w:t>якого є храм</w:t>
+      </w:r>
+      <w:r>
+        <w:rPr>
+          <w:rFonts w:ascii="Times New Roman" w:hAnsi="Times New Roman"/>
+          <w:sz w:val="24"/>
+        </w:rPr>
+        <w:t>, святих сімох мучеників Макавеїв, і матері їх Соломії, і старця Єлеазара, преподобного отця нашого Альфонса Лігуорі, і всіх святих - помилує і спасе нас як благий і людинолюбний.</w:t>
       </w:r>
     </w:p>
     <w:p>
@@ -10857,7 +12370,7 @@
           <w:sz w:val="24"/>
           <w:szCs w:val="24"/>
         </w:rPr>
-        <w:t>(3 р.)</w:t>
+        <w:t>(3 р.)</w:t>
       </w:r>
     </w:p>
     <w:p>
@@ -10888,7 +12401,7 @@
           <w:sz w:val="24"/>
           <w:szCs w:val="24"/>
         </w:rPr>
-        <w:t>(2 р.)</w:t>
+        <w:t>(2 р.)</w:t>
       </w:r>
     </w:p>
     <w:p>
@@ -13281,7 +14794,7 @@
           <w:sz w:val="24"/>
           <w:szCs w:val="24"/>
         </w:rPr>
-        <w:t>(3 р.)</w:t>
+        <w:t>(3 р.)</w:t>
       </w:r>
     </w:p>
     <w:p>
@@ -13360,7 +14873,7 @@
           <w:sz w:val="24"/>
           <w:szCs w:val="24"/>
         </w:rPr>
-        <w:t>1. </w:t>
+        <w:t xml:space="preserve">1. </w:t>
       </w:r>
       <w:r>
         <w:rPr>
@@ -13408,7 +14921,7 @@
           <w:sz w:val="24"/>
           <w:szCs w:val="24"/>
         </w:rPr>
-        <w:t>2. </w:t>
+        <w:t xml:space="preserve">2. </w:t>
       </w:r>
       <w:r>
         <w:rPr>
@@ -13465,7 +14978,7 @@
           <w:sz w:val="24"/>
           <w:szCs w:val="24"/>
         </w:rPr>
-        <w:t> Від ночі лине дух наш до тебе, Боже, бо світлом є повеління твої. Навчи нас, Боже, правди твоєї, заповіде</w:t>
+        <w:t xml:space="preserve"> Від ночі лине дух наш до тебе, Боже, бо світлом є повеління твої. Навчи нас, Боже, правди твоєї, заповіде</w:t>
       </w:r>
       <w:r>
         <w:rPr>
@@ -13513,7 +15026,7 @@
           <w:sz w:val="24"/>
           <w:szCs w:val="24"/>
         </w:rPr>
-        <w:t> Владико, Боже святий і неосяжний, що казав із темряви св</w:t>
+        <w:t xml:space="preserve"> Владико, Боже святий і неосяжний, що казав із темряви св</w:t>
       </w:r>
       <w:r>
         <w:rPr>
@@ -13579,7 +15092,7 @@
           <w:sz w:val="24"/>
           <w:szCs w:val="24"/>
         </w:rPr>
-        <w:t> Скарбе добра, джерело невисихаюче, Отче святий, чудотворче всесильний і вседержителю! Усі тобі поклоняємося і тобі молимося та твої милості і твої ласки призиваємо на поміч і на заступництво нашій смиренності. Пом'яни, Господи, слуг твоїх, прий</w:t>
+        <w:t xml:space="preserve"> Скарбе добра, джерело невисихаюче, Отче святий, чудотворче всесильний і вседержителю! Усі тобі поклоняємося і тобі молимося та твої милості і твої ласки призиваємо на поміч і на заступництво нашій смиренності. Пом'яни, Господи, слуг твоїх, прий</w:t>
       </w:r>
       <w:r>
         <w:rPr>
@@ -13618,7 +15131,7 @@
           <w:sz w:val="24"/>
           <w:szCs w:val="24"/>
         </w:rPr>
-        <w:t>6. </w:t>
+        <w:t xml:space="preserve">6. </w:t>
       </w:r>
       <w:r>
         <w:rPr>
@@ -13684,7 +15197,7 @@
           <w:sz w:val="24"/>
           <w:szCs w:val="24"/>
         </w:rPr>
-        <w:t xml:space="preserve"> Боже й Отче Господа нашого Ісуса Христа! Ти підніс нас з постелі нашої і зібрав на годину молитви. Дай нам ласку </w:t>
+        <w:t xml:space="preserve"> Боже й Отче Господа нашого Ісуса Христа! Ти підніс нас з постелі нашої і зібрав на годину молитви. Дай нам ласку </w:t>
       </w:r>
       <w:r>
         <w:rPr>
@@ -13732,7 +15245,7 @@
           <w:sz w:val="24"/>
           <w:szCs w:val="24"/>
         </w:rPr>
-        <w:t>8. </w:t>
+        <w:t xml:space="preserve">8. </w:t>
       </w:r>
       <w:r>
         <w:rPr>
@@ -13789,7 +15302,7 @@
           <w:sz w:val="24"/>
           <w:szCs w:val="24"/>
         </w:rPr>
-        <w:t> Господи, Боже наш! Ти за покаян</w:t>
+        <w:t xml:space="preserve"> Господи, Боже наш! Ти за покаян</w:t>
       </w:r>
       <w:r>
         <w:rPr>
@@ -13855,7 +15368,7 @@
           <w:sz w:val="24"/>
           <w:szCs w:val="24"/>
         </w:rPr>
-        <w:t> Боже, Боже наш! Ти сотворив розумні й духовні сили своєю волею. Тебе просимо й тобі молимося: Прийми наші посильні величання з усіма твоїми творіннями і збагати щедрими даруваннями твоєї ласки. Бо п</w:t>
+        <w:t xml:space="preserve"> Боже, Боже наш! Ти сотворив розумні й духовні сили своєю волею. Тебе просимо й тобі молимося: Прийми наші посильні величання з усіма твоїми творіннями і збагати щедрими даруваннями твоєї ласки. Бо п</w:t>
       </w:r>
       <w:r>
         <w:rPr>
@@ -13894,7 +15407,7 @@
           <w:sz w:val="24"/>
           <w:szCs w:val="24"/>
         </w:rPr>
-        <w:t>11. </w:t>
+        <w:t xml:space="preserve">11. </w:t>
       </w:r>
       <w:r>
         <w:rPr>
@@ -15080,7 +16593,7 @@
           <w:sz w:val="24"/>
           <w:szCs w:val="24"/>
         </w:rPr>
-        <w:t xml:space="preserve">(г. 1) </w:t>
+        <w:t xml:space="preserve">(г. 1) </w:t>
       </w:r>
       <w:r>
         <w:rPr>
@@ -15175,7 +16688,7 @@
           <w:sz w:val="24"/>
           <w:szCs w:val="24"/>
         </w:rPr>
-        <w:t xml:space="preserve">(г. 1) </w:t>
+        <w:t xml:space="preserve">(г. 1) </w:t>
       </w:r>
       <w:r>
         <w:rPr>
@@ -15451,7 +16964,7 @@
           <w:sz w:val="24"/>
           <w:szCs w:val="24"/>
         </w:rPr>
-        <w:t>Священник: </w:t>
+        <w:t xml:space="preserve">Священник: </w:t>
       </w:r>
       <w:r>
         <w:rPr>
@@ -15872,7 +17385,7 @@
           <w:sz w:val="24"/>
           <w:szCs w:val="24"/>
         </w:rPr>
-        <w:t>Священник: </w:t>
+        <w:t xml:space="preserve">Священник: </w:t>
       </w:r>
       <w:r>
         <w:rPr>
@@ -17407,7 +18920,7 @@
           <w:sz w:val="24"/>
           <w:szCs w:val="24"/>
         </w:rPr>
-        <w:t>Священник: </w:t>
+        <w:t xml:space="preserve">Священник: </w:t>
       </w:r>
       <w:r>
         <w:rPr>
@@ -18796,7 +20309,7 @@
           <w:sz w:val="24"/>
           <w:szCs w:val="24"/>
         </w:rPr>
-        <w:t>Священник: </w:t>
+        <w:t xml:space="preserve">Священник: </w:t>
       </w:r>
       <w:r>
         <w:rPr>
@@ -20222,7 +21735,7 @@
           <w:sz w:val="24"/>
           <w:szCs w:val="24"/>
         </w:rPr>
-        <w:t xml:space="preserve">(г. 6): </w:t>
+        <w:t xml:space="preserve">(г. 6): </w:t>
       </w:r>
       <w:r>
         <w:rPr>
@@ -20467,7 +21980,7 @@
           <w:sz w:val="24"/>
           <w:szCs w:val="24"/>
         </w:rPr>
-        <w:t>Священник: </w:t>
+        <w:t xml:space="preserve">Священник: </w:t>
       </w:r>
       <w:r>
         <w:rPr>
@@ -21457,7 +22970,7 @@
           <w:sz w:val="24"/>
           <w:szCs w:val="24"/>
         </w:rPr>
-        <w:t>(г. 1, подібний: Преславні мученики):</w:t>
+        <w:t>(г. 1, подібний: Преславні мученики):</w:t>
       </w:r>
       <w:r>
         <w:rPr>
@@ -21570,7 +23083,7 @@
           <w:sz w:val="24"/>
           <w:szCs w:val="24"/>
         </w:rPr>
-        <w:t>(г. 8):</w:t>
+        <w:t>(г. 8):</w:t>
       </w:r>
       <w:r>
         <w:rPr>
@@ -22253,7 +23766,7 @@
           <w:sz w:val="24"/>
           <w:szCs w:val="24"/>
         </w:rPr>
-        <w:t>(3 р.).</w:t>
+        <w:t>(3 р.).</w:t>
       </w:r>
     </w:p>
     <w:p>
@@ -22441,7 +23954,7 @@
           <w:sz w:val="24"/>
           <w:szCs w:val="24"/>
         </w:rPr>
-        <w:t>(г. 1)</w:t>
+        <w:t>(г. 1)</w:t>
       </w:r>
       <w:r>
         <w:rPr>
@@ -22876,102 +24389,128 @@
     </w:p>
     <w:p>
       <w:pPr>
-        <w:spacing w:after="120"/>
-        <w:jc w:val="both"/>
-        <w:rPr>
-          <w:rFonts w:ascii="Times New Roman" w:hAnsi="Times New Roman"/>
-          <w:sz w:val="24"/>
-          <w:szCs w:val="24"/>
-        </w:rPr>
-      </w:pPr>
-      <w:r>
-        <w:rPr>
-          <w:rFonts w:ascii="Times New Roman" w:hAnsi="Times New Roman"/>
-          <w:i/>
-          <w:color w:val="FF0000"/>
-          <w:sz w:val="24"/>
-          <w:szCs w:val="24"/>
+        <w:pStyle w:val="a"/>
+        <w:spacing w:after="120"/>
+      </w:pPr>
+      <w:r>
+        <w:rPr>
+          <w:rFonts w:ascii="Times New Roman" w:hAnsi="Times New Roman"/>
+          <w:i/>
+          <w:color w:val="FF0000"/>
+          <w:sz w:val="24"/>
         </w:rPr>
         <w:t>Вірні:</w:t>
       </w:r>
       <w:r>
         <w:rPr>
           <w:rFonts w:ascii="Times New Roman" w:hAnsi="Times New Roman"/>
-          <w:sz w:val="24"/>
-          <w:szCs w:val="24"/>
-        </w:rPr>
-        <w:t xml:space="preserve"> Амінь.</w:t>
-      </w:r>
-    </w:p>
-    <w:p>
-      <w:pPr>
-        <w:spacing w:after="120"/>
-        <w:jc w:val="both"/>
-        <w:rPr>
-          <w:rFonts w:ascii="Times New Roman" w:hAnsi="Times New Roman"/>
-          <w:sz w:val="24"/>
-          <w:szCs w:val="24"/>
-        </w:rPr>
+          <w:color w:val="000000"/>
+          <w:sz w:val="24"/>
+        </w:rPr>
+        <w:t xml:space="preserve"> </w:t>
+      </w:r>
+      <w:r>
+        <w:rPr>
+          <w:rFonts w:ascii="Times New Roman" w:hAnsi="Times New Roman"/>
+          <w:color w:val="000000"/>
+          <w:sz w:val="24"/>
+        </w:rPr>
+        <w:t>Амі</w:t>
+      </w:r>
+      <w:r>
+        <w:rPr>
+          <w:rFonts w:ascii="Times New Roman" w:hAnsi="Times New Roman"/>
+          <w:sz w:val="24"/>
+        </w:rPr>
+        <w:t>́</w:t>
+      </w:r>
+      <w:r>
+        <w:rPr>
+          <w:rFonts w:ascii="Times New Roman" w:hAnsi="Times New Roman"/>
+          <w:color w:val="000000"/>
+          <w:sz w:val="24"/>
+        </w:rPr>
+        <w:t>нь</w:t>
+      </w:r>
+      <w:r>
+        <w:rPr>
+          <w:rFonts w:ascii="Times New Roman" w:hAnsi="Times New Roman"/>
+          <w:color w:val="000000"/>
+          <w:sz w:val="24"/>
+        </w:rPr>
+        <w:t>.</w:t>
+      </w:r>
+    </w:p>
+    <w:p>
+      <w:pPr>
+        <w:pStyle w:val="a"/>
+        <w:spacing w:after="120"/>
       </w:pPr>
     </w:p>
     <w:p>
       <w:pPr>
         <w:pStyle w:val="3"/>
-        <w:spacing w:before="0" w:after="120"/>
-        <w:jc w:val="center"/>
-        <w:rPr>
-          <w:rFonts w:ascii="Times New Roman" w:eastAsia="Times New Roman" w:hAnsi="Times New Roman" w:cs="Times New Roman"/>
-          <w:b/>
-          <w:i/>
-          <w:color w:val="FF0000"/>
-        </w:rPr>
-      </w:pPr>
-      <w:r>
-        <w:rPr>
-          <w:rFonts w:ascii="Times New Roman" w:eastAsia="Times New Roman" w:hAnsi="Times New Roman" w:cs="Times New Roman"/>
-          <w:b/>
-          <w:i/>
-          <w:color w:val="FF0000"/>
+        <w:spacing w:after="120"/>
+      </w:pPr>
+      <w:r>
+        <w:rPr>
+          <w:rFonts w:ascii="Times New Roman" w:hAnsi="Times New Roman"/>
+          <w:i/>
+          <w:color w:val="FF0000"/>
+          <w:sz w:val="24"/>
         </w:rPr>
         <w:t>Прохальна єктенія</w:t>
       </w:r>
     </w:p>
     <w:p>
       <w:pPr>
-        <w:spacing w:after="120"/>
-        <w:jc w:val="both"/>
-        <w:rPr>
-          <w:rFonts w:ascii="Times New Roman" w:hAnsi="Times New Roman"/>
-          <w:sz w:val="24"/>
-          <w:szCs w:val="24"/>
-        </w:rPr>
-      </w:pPr>
-      <w:r>
-        <w:rPr>
-          <w:rFonts w:ascii="Times New Roman" w:hAnsi="Times New Roman"/>
-          <w:sz w:val="24"/>
-          <w:szCs w:val="24"/>
-        </w:rPr>
-        <w:t>Сповнім вечірню молитву нашу Господеві.</w:t>
-      </w:r>
-    </w:p>
-    <w:p>
-      <w:pPr>
-        <w:spacing w:after="120"/>
-        <w:jc w:val="both"/>
-        <w:rPr>
-          <w:rFonts w:ascii="Times New Roman" w:hAnsi="Times New Roman"/>
-          <w:sz w:val="24"/>
-          <w:szCs w:val="24"/>
-        </w:rPr>
-      </w:pPr>
-      <w:r>
-        <w:rPr>
-          <w:rFonts w:ascii="Times New Roman" w:hAnsi="Times New Roman"/>
-          <w:i/>
-          <w:color w:val="FF0000"/>
-          <w:sz w:val="24"/>
-          <w:szCs w:val="24"/>
+        <w:pStyle w:val="a4"/>
+        <w:spacing w:after="120"/>
+      </w:pPr>
+      <w:r>
+        <w:rPr>
+          <w:rFonts w:ascii="Times New Roman" w:hAnsi="Times New Roman"/>
+          <w:color w:val="000000"/>
+          <w:sz w:val="24"/>
+        </w:rPr>
+        <w:t xml:space="preserve">Сповнім </w:t>
+      </w:r>
+      <w:r>
+        <w:rPr>
+          <w:rFonts w:ascii="Times New Roman" w:hAnsi="Times New Roman"/>
+          <w:color w:val="000000"/>
+          <w:sz w:val="24"/>
+        </w:rPr>
+        <w:t>ранішню</w:t>
+      </w:r>
+      <w:r>
+        <w:rPr>
+          <w:rFonts w:ascii="Times New Roman" w:hAnsi="Times New Roman"/>
+          <w:color w:val="000000"/>
+          <w:sz w:val="24"/>
+        </w:rPr>
+        <w:t xml:space="preserve"> </w:t>
+      </w:r>
+      <w:r>
+        <w:rPr>
+          <w:rFonts w:ascii="Times New Roman" w:hAnsi="Times New Roman"/>
+          <w:color w:val="000000"/>
+          <w:sz w:val="24"/>
+        </w:rPr>
+        <w:t>молитву нашу Господеві.</w:t>
+      </w:r>
+    </w:p>
+    <w:p>
+      <w:pPr>
+        <w:pStyle w:val="a"/>
+        <w:spacing w:after="120"/>
+      </w:pPr>
+      <w:r>
+        <w:rPr>
+          <w:rFonts w:ascii="Times New Roman" w:hAnsi="Times New Roman"/>
+          <w:i/>
+          <w:color w:val="FF0000"/>
+          <w:sz w:val="24"/>
         </w:rPr>
         <w:t>Вірні:</w:t>
       </w:r>
@@ -22980,54 +24519,58 @@
           <w:rFonts w:ascii="Times New Roman" w:hAnsi="Times New Roman"/>
           <w:color w:val="FF0000"/>
           <w:sz w:val="24"/>
-          <w:szCs w:val="24"/>
         </w:rPr>
         <w:t xml:space="preserve"> </w:t>
       </w:r>
       <w:r>
         <w:rPr>
           <w:rFonts w:ascii="Times New Roman" w:hAnsi="Times New Roman"/>
-          <w:sz w:val="24"/>
-          <w:szCs w:val="24"/>
-        </w:rPr>
-        <w:t>Господи, помилуй.</w:t>
-      </w:r>
-    </w:p>
-    <w:p>
-      <w:pPr>
-        <w:spacing w:after="120"/>
-        <w:rPr>
-          <w:rFonts w:ascii="Times New Roman" w:hAnsi="Times New Roman"/>
-          <w:sz w:val="24"/>
-          <w:szCs w:val="24"/>
-        </w:rPr>
-      </w:pPr>
-      <w:r>
-        <w:rPr>
-          <w:rFonts w:ascii="Times New Roman" w:hAnsi="Times New Roman"/>
-          <w:sz w:val="24"/>
-          <w:szCs w:val="24"/>
+          <w:color w:val="000000"/>
+          <w:sz w:val="24"/>
+        </w:rPr>
+        <w:t>Го</w:t>
+      </w:r>
+      <w:r>
+        <w:rPr>
+          <w:rFonts w:ascii="Times New Roman" w:hAnsi="Times New Roman"/>
+          <w:color w:val="000000"/>
+          <w:sz w:val="24"/>
+        </w:rPr>
+        <w:t>́</w:t>
+      </w:r>
+      <w:r>
+        <w:rPr>
+          <w:rFonts w:ascii="Times New Roman" w:hAnsi="Times New Roman"/>
+          <w:color w:val="000000"/>
+          <w:sz w:val="24"/>
+        </w:rPr>
+        <w:t>споди, помилуй.</w:t>
+      </w:r>
+    </w:p>
+    <w:p>
+      <w:pPr>
+        <w:pStyle w:val="a"/>
+        <w:spacing w:after="120"/>
+      </w:pPr>
+      <w:r>
+        <w:rPr>
+          <w:rFonts w:ascii="Times New Roman" w:hAnsi="Times New Roman"/>
+          <w:sz w:val="24"/>
         </w:rPr>
         <w:t>Заступи, спаси, помилуй і охорони нас, Боже, Твоєю благодаттю</w:t>
       </w:r>
     </w:p>
     <w:p>
       <w:pPr>
-        <w:spacing w:after="120"/>
-        <w:jc w:val="both"/>
-        <w:rPr>
-          <w:rFonts w:ascii="Times New Roman" w:hAnsi="Times New Roman"/>
-          <w:sz w:val="24"/>
-          <w:szCs w:val="24"/>
-        </w:rPr>
-      </w:pPr>
-      <w:r>
-        <w:rPr>
-          <w:rFonts w:ascii="Times New Roman" w:hAnsi="Times New Roman"/>
-          <w:i/>
-          <w:color w:val="FF0000"/>
-          <w:sz w:val="24"/>
-          <w:szCs w:val="24"/>
+        <w:pStyle w:val="a"/>
+        <w:spacing w:after="120"/>
+      </w:pPr>
+      <w:r>
+        <w:rPr>
+          <w:rFonts w:ascii="Times New Roman" w:hAnsi="Times New Roman"/>
+          <w:i/>
+          <w:color w:val="FF0000"/>
+          <w:sz w:val="24"/>
         </w:rPr>
         <w:t>Вірні:</w:t>
       </w:r>
@@ -23036,36 +24579,61 @@
           <w:rFonts w:ascii="Times New Roman" w:hAnsi="Times New Roman"/>
           <w:color w:val="FF0000"/>
           <w:sz w:val="24"/>
-          <w:szCs w:val="24"/>
         </w:rPr>
         <w:t xml:space="preserve"> </w:t>
       </w:r>
       <w:r>
         <w:rPr>
           <w:rFonts w:ascii="Times New Roman" w:hAnsi="Times New Roman"/>
-          <w:sz w:val="24"/>
-          <w:szCs w:val="24"/>
-        </w:rPr>
-        <w:t>Господи, помилуй.</w:t>
-      </w:r>
-    </w:p>
-    <w:p>
-      <w:pPr>
-        <w:spacing w:after="120"/>
-        <w:jc w:val="both"/>
-        <w:rPr>
-          <w:rFonts w:ascii="Times New Roman" w:hAnsi="Times New Roman"/>
-          <w:sz w:val="24"/>
-          <w:szCs w:val="24"/>
-        </w:rPr>
-      </w:pPr>
-      <w:r>
-        <w:rPr>
-          <w:rFonts w:ascii="Times New Roman" w:hAnsi="Times New Roman"/>
-          <w:sz w:val="24"/>
-          <w:szCs w:val="24"/>
-        </w:rPr>
-        <w:t>Вечора всього досконалого, святого, мирного і безгрішного у Господа просім.</w:t>
+          <w:color w:val="000000"/>
+          <w:sz w:val="24"/>
+        </w:rPr>
+        <w:t>Го</w:t>
+      </w:r>
+      <w:r>
+        <w:rPr>
+          <w:rFonts w:ascii="Times New Roman" w:hAnsi="Times New Roman"/>
+          <w:sz w:val="24"/>
+        </w:rPr>
+        <w:t>́</w:t>
+      </w:r>
+      <w:r>
+        <w:rPr>
+          <w:rFonts w:ascii="Times New Roman" w:hAnsi="Times New Roman"/>
+          <w:color w:val="000000"/>
+          <w:sz w:val="24"/>
+        </w:rPr>
+        <w:t>споди, помилуй.</w:t>
+      </w:r>
+    </w:p>
+    <w:p>
+      <w:pPr>
+        <w:pStyle w:val="a4"/>
+        <w:spacing w:after="120"/>
+      </w:pPr>
+      <w:r>
+        <w:rPr>
+          <w:rFonts w:ascii="Times New Roman" w:hAnsi="Times New Roman"/>
+          <w:color w:val="000000"/>
+          <w:sz w:val="24"/>
+        </w:rPr>
+        <w:t>Дня</w:t>
+      </w:r>
+      <w:r>
+        <w:rPr>
+          <w:rFonts w:ascii="Times New Roman" w:hAnsi="Times New Roman"/>
+          <w:color w:val="000000"/>
+          <w:sz w:val="24"/>
+        </w:rPr>
+        <w:t xml:space="preserve"> </w:t>
+      </w:r>
+      <w:r>
+        <w:rPr>
+          <w:rFonts w:ascii="Times New Roman" w:hAnsi="Times New Roman"/>
+          <w:color w:val="000000"/>
+          <w:sz w:val="24"/>
+        </w:rPr>
+        <w:t>всього досконалого, святого, мирного і безгрішного у Господа просім.</w:t>
       </w:r>
     </w:p>
     <w:p>
@@ -24075,7 +25643,7 @@
           <w:sz w:val="24"/>
           <w:szCs w:val="24"/>
         </w:rPr>
-        <w:t>(3 р.)</w:t>
+        <w:t>(3 р.)</w:t>
       </w:r>
       <w:r>
         <w:rPr>
@@ -24096,67 +25664,37 @@
       </w:r>
     </w:p>
     <w:p>
-      <w:pPr>
-        <w:spacing w:after="120"/>
-        <w:jc w:val="both"/>
-        <w:rPr>
-          <w:rFonts w:ascii="Times New Roman" w:hAnsi="Times New Roman"/>
-          <w:sz w:val="24"/>
-          <w:szCs w:val="24"/>
-        </w:rPr>
-      </w:pPr>
-      <w:r>
-        <w:rPr>
-          <w:rFonts w:ascii="Times New Roman" w:hAnsi="Times New Roman"/>
-          <w:i/>
-          <w:color w:val="FF0000"/>
-          <w:sz w:val="24"/>
-          <w:szCs w:val="24"/>
-        </w:rPr>
-        <w:t>Священник:</w:t>
-      </w:r>
-      <w:r>
-        <w:rPr>
-          <w:rFonts w:ascii="Times New Roman" w:hAnsi="Times New Roman"/>
-          <w:color w:val="FF0000"/>
-          <w:sz w:val="24"/>
-          <w:szCs w:val="24"/>
-        </w:rPr>
-        <w:t xml:space="preserve"> </w:t>
-      </w:r>
-      <w:r>
-        <w:rPr>
-          <w:rFonts w:ascii="Times New Roman" w:hAnsi="Times New Roman"/>
-          <w:sz w:val="24"/>
-          <w:szCs w:val="24"/>
-        </w:rPr>
-        <w:t>Христос, істинний Бог наш, молитвами пречистої своєї Матері, силою чесного і животворящого Хреста, похід з древом якого пам’ять днесь звершуємо, молитвами святих, славних і всехвальн</w:t>
-      </w:r>
-      <w:r>
-        <w:rPr>
-          <w:rFonts w:ascii="Times New Roman" w:hAnsi="Times New Roman"/>
-          <w:sz w:val="24"/>
-          <w:szCs w:val="24"/>
-        </w:rPr>
-        <w:t>их апостолів, і святого (</w:t>
-      </w:r>
-      <w:r>
-        <w:rPr>
-          <w:rFonts w:ascii="Times New Roman" w:hAnsi="Times New Roman"/>
-          <w:i/>
-          <w:color w:val="FF0000"/>
-          <w:sz w:val="24"/>
-          <w:szCs w:val="24"/>
-        </w:rPr>
-        <w:t>ім'я, якого є храм</w:t>
-      </w:r>
-      <w:r>
-        <w:rPr>
-          <w:rFonts w:ascii="Times New Roman" w:hAnsi="Times New Roman"/>
-          <w:sz w:val="24"/>
-          <w:szCs w:val="24"/>
-        </w:rPr>
-        <w:t>), і святих сімох мучеників Макавеїв та їхньої матері Соломонії, і старця Єлеазара, і всіх святих, помилує і спасе нас, як благий і людинолюбний.</w:t>
+      <w:r>
+        <w:rPr>
+          <w:rFonts w:ascii="Times New Roman" w:hAnsi="Times New Roman"/>
+          <w:i/>
+          <w:color w:val="FF4400"/>
+          <w:sz w:val="24"/>
+        </w:rPr>
+        <w:t>Священик:</w:t>
+      </w:r>
+      <w:r>
+        <w:rPr>
+          <w:rFonts w:ascii="Times New Roman" w:hAnsi="Times New Roman"/>
+          <w:sz w:val="24"/>
+        </w:rPr>
+        <w:t xml:space="preserve"> Христос, істинний Бог наш - молитвами пречистої Своєї Матері, силою чесного і животворчого Xреста, що з його чесним Древом походу сьогодні пам'ять звершуємо, святих славних і всехвальних апостолів, святого, </w:t>
+      </w:r>
+      <w:r>
+        <w:rPr>
+          <w:rFonts w:ascii="Times New Roman" w:hAnsi="Times New Roman"/>
+          <w:i/>
+          <w:color w:val="FF4400"/>
+          <w:sz w:val="24"/>
+        </w:rPr>
+        <w:t>якого є храм</w:t>
+      </w:r>
+      <w:r>
+        <w:rPr>
+          <w:rFonts w:ascii="Times New Roman" w:hAnsi="Times New Roman"/>
+          <w:sz w:val="24"/>
+        </w:rPr>
+        <w:t>, святих сімох мучеників Макавеїв, і матері їх Соломії, і старця Єлеазара, преподобного отця нашого Альфонса Лігуорі, і всіх святих - помилує і спасе нас як благий і людинолюбний.</w:t>
       </w:r>
     </w:p>
     <w:p>
